--- a/dist/control-documente-numerar.docx
+++ b/dist/control-documente-numerar.docx
@@ -1269,7 +1269,7 @@
         <w:t>455</w:t>
       </w:r>
       <w:r>
-        <w:t xml:space="preserve"> Sume datorate acționarilor/asociaților are restricții privind operațiunile în numerar: plățile din 455 prin casierie nu mai sunt permise în condițiile anterioare. Vezi secțiunea 13 — punct de verificat în textul legal în vigoare.</w:t>
+        <w:t xml:space="preserve"> Sume datorate acționarilor/asociaților are restricții privind operațiunile în numerar: plățile din 455 prin casierie nu mai sunt permise în condițiile anterioare. ❓ Punct de verificat în textul legal în vigoare — vezi Anexa D.</w:t>
       </w:r>
     </w:p>
     <w:p>
@@ -1593,7 +1593,7 @@
           <w:i/>
           <w:color w:val="5D6E7E"/>
         </w:rPr>
-        <w:t>Cifrele exacte au fost modificate prin Legea 296/2023. Înainte de a le aplica la un client, confirmă valorile în textul Legii 70/2015 în vigoare la data operațiunii — vezi secțiunea 13.</w:t>
+        <w:t>Cifrele exacte au fost modificate prin Legea 296/2023. Înainte de a le aplica la un client, confirmă valorile în textul Legii 70/2015 în vigoare la data operațiunii ❓ — vezi Anexa D.</w:t>
       </w:r>
     </w:p>
     <w:p>
@@ -2147,6 +2147,173 @@
         <w:pStyle w:val="Heading2"/>
       </w:pPr>
       <w:r>
+        <w:t>Anexa D — Rămase deschise</w:t>
+      </w:r>
+    </w:p>
+    <w:p>
+      <w:pPr>
+        <w:jc w:val="both"/>
+      </w:pPr>
+      <w:r>
+        <w:t xml:space="preserve">Ce e încă provizoriu în documentul ăsta. Lista nu e scrisă aici: vine din </w:t>
+      </w:r>
+      <w:r>
+        <w:rPr>
+          <w:rFonts w:ascii="Consolas" w:hAnsi="Consolas"/>
+          <w:color w:val="1F4E79"/>
+          <w:sz w:val="19"/>
+        </w:rPr>
+        <w:t>date/intrebari.py</w:t>
+      </w:r>
+      <w:r>
+        <w:t>, aceeași sursă cu foaia „Întrebări deschise” a workbook-ului și cu lista trimisibilă formatorului.</w:t>
+      </w:r>
+    </w:p>
+    <w:p>
+      <w:pPr>
+        <w:jc w:val="both"/>
+      </w:pPr>
+      <w:r>
+        <w:rPr>
+          <w:b/>
+        </w:rPr>
+        <w:t>❓ Care sunt valorile exacte ale plafoanelor din Legea 70/2015 în forma modificată prin Legea 296/2023, la data operațiunii?</w:t>
+      </w:r>
+    </w:p>
+    <w:p>
+      <w:pPr>
+        <w:jc w:val="both"/>
+      </w:pPr>
+      <w:r>
+        <w:rPr>
+          <w:i/>
+        </w:rPr>
+        <w:t>Plafoane de numerar și contul 455 · training 19.08.2026, punctul 1</w:t>
+      </w:r>
+    </w:p>
+    <w:p>
+      <w:pPr>
+        <w:jc w:val="both"/>
+      </w:pPr>
+      <w:r>
+        <w:t>Notițele rețin 5.000 lei B2B, 10.000 lei încasări de la persoane fizice și 50.000 lei între persoane fizice, plus un plafon separat pentru soldul casieriei la sfârșitul zilei. Sunt și plafoane totale zilnice, peste cele per persoană.</w:t>
+      </w:r>
+    </w:p>
+    <w:p>
+      <w:pPr>
+        <w:jc w:val="both"/>
+      </w:pPr>
+      <w:r>
+        <w:rPr>
+          <w:b/>
+        </w:rPr>
+        <w:t>Ce am presupus între timp:</w:t>
+      </w:r>
+      <w:r>
+        <w:t xml:space="preserve"> Am păstrat cifrele din notițe, cu mențiunea explicită că trebuie confirmate în textul în vigoare la data operațiunii.</w:t>
+      </w:r>
+    </w:p>
+    <w:p>
+      <w:pPr>
+        <w:jc w:val="both"/>
+      </w:pPr>
+      <w:r>
+        <w:rPr>
+          <w:b/>
+        </w:rPr>
+        <w:t>❓ Care sunt exact operațiunile în numerar interzise pe contul 455 și care e temeiul legal?</w:t>
+      </w:r>
+    </w:p>
+    <w:p>
+      <w:pPr>
+        <w:jc w:val="both"/>
+      </w:pPr>
+      <w:r>
+        <w:rPr>
+          <w:i/>
+        </w:rPr>
+        <w:t>Plafoane de numerar și contul 455 · training 19.08.2026, punctul 2</w:t>
+      </w:r>
+    </w:p>
+    <w:p>
+      <w:pPr>
+        <w:jc w:val="both"/>
+      </w:pPr>
+      <w:r>
+        <w:t>Notițele spun doar că „plățile din 455 prin casierie nu mai sunt permise în condițiile anterioare”, fără să precizeze care condiții și din ce text.</w:t>
+      </w:r>
+    </w:p>
+    <w:p>
+      <w:pPr>
+        <w:jc w:val="both"/>
+      </w:pPr>
+      <w:r>
+        <w:rPr>
+          <w:b/>
+        </w:rPr>
+        <w:t>Ce am presupus între timp:</w:t>
+      </w:r>
+      <w:r>
+        <w:t xml:space="preserve"> Am lăsat 455 fără flux, cu golul marcat ca atare în foaie.</w:t>
+      </w:r>
+    </w:p>
+    <w:p>
+      <w:pPr>
+        <w:jc w:val="both"/>
+      </w:pPr>
+      <w:r>
+        <w:rPr>
+          <w:b/>
+        </w:rPr>
+        <w:t>❓ Programul de contabilitate extrage automat TVA-ul din diferența trecută pe 419 la o încasare mai mare decât factura, sau trebuie forțat manual?</w:t>
+      </w:r>
+    </w:p>
+    <w:p>
+      <w:pPr>
+        <w:jc w:val="both"/>
+      </w:pPr>
+      <w:r>
+        <w:rPr>
+          <w:i/>
+        </w:rPr>
+        <w:t>Comportamentul softului la încasarea în plus · training 19.08.2026, punctul 3</w:t>
+      </w:r>
+    </w:p>
+    <w:p>
+      <w:pPr>
+        <w:jc w:val="both"/>
+      </w:pPr>
+      <w:r>
+        <w:t>Suma încasată în plus e TVA-inclusivă: din 5.000 lei ies 4.132,23 bază și 867,77 TVA. Dacă softul nu face extragerea, TVA-ul rămâne necolectat fără ca nimic să semnaleze.</w:t>
+      </w:r>
+    </w:p>
+    <w:p>
+      <w:pPr>
+        <w:jc w:val="both"/>
+      </w:pPr>
+      <w:r>
+        <w:rPr>
+          <w:b/>
+        </w:rPr>
+        <w:t>Ce am presupus între timp:</w:t>
+      </w:r>
+      <w:r>
+        <w:t xml:space="preserve"> Am scris fluxul cu extragerea explicită a TVA-ului, ca pas separat, tocmai ca să nu depindă de comportamentul softului.</w:t>
+      </w:r>
+    </w:p>
+    <w:p>
+      <w:pPr>
+        <w:spacing w:before="40" w:after="160"/>
+        <w:pBdr>
+          <w:bottom w:val="single" w:sz="6" w:color="DBE3EA"/>
+        </w:pBdr>
+      </w:pPr>
+    </w:p>
+    <w:p>
+      <w:pPr>
+        <w:pStyle w:val="Heading2"/>
+      </w:pPr>
+      <w:r>
         <w:t>Anexa E — Baza legală citată</w:t>
       </w:r>
     </w:p>

--- a/dist/control-documente-numerar.docx
+++ b/dist/control-documente-numerar.docx
@@ -2618,94 +2618,6 @@
         <w:rPr>
           <w:b/>
         </w:rPr>
-        <w:t>❓ Care sunt valorile exacte ale plafoanelor din Legea 70/2015 în forma modificată prin Legea 296/2023, la data operațiunii?</w:t>
-      </w:r>
-    </w:p>
-    <w:p>
-      <w:pPr>
-        <w:jc w:val="both"/>
-      </w:pPr>
-      <w:r>
-        <w:rPr>
-          <w:i/>
-        </w:rPr>
-        <w:t>Plafoane de numerar și contul 455 · training 19.08.2026, punctul 1</w:t>
-      </w:r>
-    </w:p>
-    <w:p>
-      <w:pPr>
-        <w:jc w:val="both"/>
-      </w:pPr>
-      <w:r>
-        <w:t>Notițele rețin 5.000 lei B2B, 10.000 lei încasări de la persoane fizice și 50.000 lei între persoane fizice, plus un plafon separat pentru soldul casieriei la sfârșitul zilei. Sunt și plafoane totale zilnice, peste cele per persoană.</w:t>
-      </w:r>
-    </w:p>
-    <w:p>
-      <w:pPr>
-        <w:jc w:val="both"/>
-      </w:pPr>
-      <w:r>
-        <w:rPr>
-          <w:b/>
-        </w:rPr>
-        <w:t>Ce am presupus între timp:</w:t>
-      </w:r>
-      <w:r>
-        <w:t xml:space="preserve"> Am păstrat cifrele din notițe, cu mențiunea explicită că trebuie confirmate în textul în vigoare la data operațiunii.</w:t>
-      </w:r>
-    </w:p>
-    <w:p>
-      <w:pPr>
-        <w:jc w:val="both"/>
-      </w:pPr>
-      <w:r>
-        <w:rPr>
-          <w:b/>
-        </w:rPr>
-        <w:t>❓ Care sunt exact operațiunile în numerar interzise pe contul 455 și care e temeiul legal?</w:t>
-      </w:r>
-    </w:p>
-    <w:p>
-      <w:pPr>
-        <w:jc w:val="both"/>
-      </w:pPr>
-      <w:r>
-        <w:rPr>
-          <w:i/>
-        </w:rPr>
-        <w:t>Plafoane de numerar și contul 455 · training 19.08.2026, punctul 2</w:t>
-      </w:r>
-    </w:p>
-    <w:p>
-      <w:pPr>
-        <w:jc w:val="both"/>
-      </w:pPr>
-      <w:r>
-        <w:t>Notițele spun doar că „plățile din 455 prin casierie nu mai sunt permise în condițiile anterioare”, fără să precizeze care condiții și din ce text.</w:t>
-      </w:r>
-    </w:p>
-    <w:p>
-      <w:pPr>
-        <w:jc w:val="both"/>
-      </w:pPr>
-      <w:r>
-        <w:rPr>
-          <w:b/>
-        </w:rPr>
-        <w:t>Ce am presupus între timp:</w:t>
-      </w:r>
-      <w:r>
-        <w:t xml:space="preserve"> Am lăsat 455 fără flux, cu golul marcat ca atare în foaie.</w:t>
-      </w:r>
-    </w:p>
-    <w:p>
-      <w:pPr>
-        <w:jc w:val="both"/>
-      </w:pPr>
-      <w:r>
-        <w:rPr>
-          <w:b/>
-        </w:rPr>
         <w:t>❓ Programul de contabilitate extrage automat TVA-ul din diferența trecută pe 419 la o încasare mai mare decât factura, sau trebuie forțat manual?</w:t>
       </w:r>
     </w:p>
@@ -2818,6 +2730,208 @@
       </w:pPr>
       <w:r>
         <w:t>art. 25 alin. (1), art. 319</w:t>
+      </w:r>
+    </w:p>
+    <w:p>
+      <w:pPr>
+        <w:spacing w:before="40" w:after="160"/>
+        <w:pBdr>
+          <w:bottom w:val="single" w:sz="6" w:color="DBE3EA"/>
+        </w:pBdr>
+      </w:pPr>
+    </w:p>
+    <w:p>
+      <w:pPr>
+        <w:pStyle w:val="Heading2"/>
+      </w:pPr>
+      <w:r>
+        <w:t>Anexa G — Răspunsuri verificate pe surse publice</w:t>
+      </w:r>
+    </w:p>
+    <w:p>
+      <w:pPr>
+        <w:jc w:val="both"/>
+      </w:pPr>
+      <w:r>
+        <w:t xml:space="preserve">Întrebări care erau deschise și la care am găsit răspuns în lege. Fiecare poartă actul normativ pe care se sprijină și data la care a fost confruntat cu sursele. </w:t>
+      </w:r>
+      <w:r>
+        <w:rPr>
+          <w:b/>
+        </w:rPr>
+        <w:t>De confirmat cu formatorul</w:t>
+      </w:r>
+      <w:r>
+        <w:t xml:space="preserve"> — nu pentru că răspunsul ar fi nesigur, ci pentru că practica poate adăuga ceva ce textul nu spune.</w:t>
+      </w:r>
+    </w:p>
+    <w:p>
+      <w:pPr>
+        <w:jc w:val="both"/>
+      </w:pPr>
+      <w:r>
+        <w:rPr>
+          <w:b/>
+        </w:rPr>
+        <w:t>✅ Care sunt valorile exacte ale plafoanelor din Legea 70/2015 în forma modificată prin Legea 296/2023, la data operațiunii?</w:t>
+      </w:r>
+    </w:p>
+    <w:p>
+      <w:pPr>
+        <w:jc w:val="both"/>
+      </w:pPr>
+      <w:r>
+        <w:t xml:space="preserve">Între persoane juridice: </w:t>
+      </w:r>
+      <w:r>
+        <w:rPr>
+          <w:b/>
+        </w:rPr>
+        <w:t>5.000 lei/zi și de persoană</w:t>
+      </w:r>
+      <w:r>
+        <w:t xml:space="preserve">. Magazine cash &amp; carry: 5.000 lei de persoană, dar maximum </w:t>
+      </w:r>
+      <w:r>
+        <w:rPr>
+          <w:b/>
+        </w:rPr>
+        <w:t>10.000 lei total pe zi</w:t>
+      </w:r>
+      <w:r>
+        <w:t xml:space="preserve">; plăți către ele, maximum 10.000 lei/zi. Avansuri spre decontare: </w:t>
+      </w:r>
+      <w:r>
+        <w:rPr>
+          <w:b/>
+        </w:rPr>
+        <w:t>5.000 lei/zi</w:t>
+      </w:r>
+      <w:r>
+        <w:t xml:space="preserve"> pentru fiecare persoană care a primit avansul. </w:t>
+      </w:r>
+      <w:r>
+        <w:rPr>
+          <w:b/>
+        </w:rPr>
+        <w:t>Fragmentarea e interzisă expres</w:t>
+      </w:r>
+      <w:r>
+        <w:t xml:space="preserve"> pentru facturi peste 5.000 lei, respectiv 10.000 la cash &amp; carry. Legea 239/2025 </w:t>
+      </w:r>
+      <w:r>
+        <w:rPr>
+          <w:b/>
+        </w:rPr>
+        <w:t>nu a modificat plafoanele</w:t>
+      </w:r>
+      <w:r>
+        <w:t xml:space="preserve"> de la 1.01.2026, dar a eliminat pragul de 50.000 lei de la care era obligatorie acceptarea cardului și a introdus obligația unui cont de plăți deschis în România.</w:t>
+      </w:r>
+    </w:p>
+    <w:p>
+      <w:pPr>
+        <w:jc w:val="both"/>
+      </w:pPr>
+      <w:r>
+        <w:rPr>
+          <w:i/>
+        </w:rPr>
+        <w:t>Temei:</w:t>
+      </w:r>
+      <w:r>
+        <w:t xml:space="preserve"> Legea 70/2015, art. 3 și art. 4, în forma modificată prin Legea 296/2023 și Legea 239/2025.</w:t>
+      </w:r>
+    </w:p>
+    <w:p>
+      <w:pPr>
+        <w:jc w:val="both"/>
+      </w:pPr>
+      <w:r>
+        <w:rPr>
+          <w:i/>
+        </w:rPr>
+        <w:t>Plafoane de numerar și contul 455 · training 19.08.2026, punctul 1 · verificat 21.08.2026</w:t>
+      </w:r>
+    </w:p>
+    <w:p>
+      <w:pPr>
+        <w:jc w:val="both"/>
+      </w:pPr>
+      <w:r>
+        <w:rPr>
+          <w:b/>
+        </w:rPr>
+        <w:t>✅ Care sunt exact operațiunile în numerar interzise pe contul 455 și care e temeiul legal?</w:t>
+      </w:r>
+    </w:p>
+    <w:p>
+      <w:pPr>
+        <w:jc w:val="both"/>
+      </w:pPr>
+      <w:r>
+        <w:t xml:space="preserve">Nu e un plafon, e o </w:t>
+      </w:r>
+      <w:r>
+        <w:rPr>
+          <w:b/>
+        </w:rPr>
+        <w:t>interdicție</w:t>
+      </w:r>
+      <w:r>
+        <w:t xml:space="preserve">. Din </w:t>
+      </w:r>
+      <w:r>
+        <w:rPr>
+          <w:b/>
+        </w:rPr>
+        <w:t>11 noiembrie 2023</w:t>
+      </w:r>
+      <w:r>
+        <w:t xml:space="preserve">, încasările și plățile reprezentând împrumuturi — indiferent de sumă — de la sau către asociați, acționari, administratori și alte persoane fizice </w:t>
+      </w:r>
+      <w:r>
+        <w:rPr>
+          <w:b/>
+        </w:rPr>
+        <w:t>nu se mai pot face în numerar</w:t>
+      </w:r>
+      <w:r>
+        <w:t xml:space="preserve">, ci doar prin instrumente de plată fără numerar. Înalta Curte a stabilit că amenda de 25% se calculează la </w:t>
+      </w:r>
+      <w:r>
+        <w:rPr>
+          <w:b/>
+        </w:rPr>
+        <w:t>totalul operațiunilor</w:t>
+      </w:r>
+      <w:r>
+        <w:t>, nu la depășirea unui plafon.</w:t>
+      </w:r>
+    </w:p>
+    <w:p>
+      <w:pPr>
+        <w:jc w:val="both"/>
+      </w:pPr>
+      <w:r>
+        <w:rPr>
+          <w:i/>
+        </w:rPr>
+        <w:t>Temei:</w:t>
+      </w:r>
+      <w:r>
+        <w:t xml:space="preserve"> Legea 70/2015 modificată prin Legea 296/2023, în vigoare din 11.11.2023. Cuantumul amenzii — jurisprudența ÎCCJ.</w:t>
+      </w:r>
+    </w:p>
+    <w:p>
+      <w:pPr>
+        <w:jc w:val="both"/>
+      </w:pPr>
+      <w:r>
+        <w:rPr>
+          <w:i/>
+        </w:rPr>
+        <w:t>Plafoane de numerar și contul 455 · training 19.08.2026, punctul 2 · verificat 21.08.2026</w:t>
       </w:r>
     </w:p>
     <w:p>

--- a/dist/control-documente-numerar.docx
+++ b/dist/control-documente-numerar.docx
@@ -2280,6 +2280,598 @@
     </w:p>
     <w:p>
       <w:pPr>
+        <w:pStyle w:val="Heading2"/>
+      </w:pPr>
+      <w:r>
+        <w:t>7. Conturile care țin rulajele curate</w:t>
+      </w:r>
+    </w:p>
+    <w:p>
+      <w:pPr>
+        <w:pStyle w:val="Heading3"/>
+      </w:pPr>
+      <w:r>
+        <w:t>7.1 Taxele locale prin 446, nu direct pe cheltuială</w:t>
+      </w:r>
+    </w:p>
+    <w:p>
+      <w:pPr>
+        <w:ind w:left="280"/>
+      </w:pPr>
+      <w:r>
+        <w:rPr>
+          <w:rFonts w:ascii="Consolas" w:hAnsi="Consolas"/>
+          <w:sz w:val="18"/>
+        </w:rPr>
+        <w:t>446 = 5121                  plata taxei</w:t>
+        <w:br/>
+        <w:t>471 = 446                   dacă acoperă o perioadă mai lungă</w:t>
+        <w:br/>
+        <w:t>635 = 471                   eșalonat, pe luni</w:t>
+        <w:br/>
+        <w:t>635 = 446                   direct, dacă suma e mică</w:t>
+      </w:r>
+    </w:p>
+    <w:p>
+      <w:pPr>
+        <w:jc w:val="both"/>
+      </w:pPr>
+      <w:r>
+        <w:t>➕ Rostul lui 446 ca punct de trecere: taxa plătită anticipat pentru un an întreg nu e</w:t>
+      </w:r>
+    </w:p>
+    <w:p>
+      <w:pPr>
+        <w:jc w:val="both"/>
+      </w:pPr>
+      <w:r>
+        <w:t>cheltuiala lunii în care s-a plătit. Pentru sume mici nu merită mecanismul cu 471.</w:t>
+      </w:r>
+    </w:p>
+    <w:p>
+      <w:pPr>
+        <w:pStyle w:val="Heading3"/>
+      </w:pPr>
+      <w:r>
+        <w:t>7.2 Contul 4481 — datorii din acte de control</w:t>
+      </w:r>
+    </w:p>
+    <w:p>
+      <w:pPr>
+        <w:jc w:val="both"/>
+      </w:pPr>
+      <w:r>
+        <w:rPr>
+          <w:b/>
+        </w:rPr>
+        <w:t>4481 este cont de pasiv</w:t>
+      </w:r>
+      <w:r>
+        <w:t>: dobânzi, penalități și sume stabilite prin acte de control,</w:t>
+      </w:r>
+    </w:p>
+    <w:p>
+      <w:pPr>
+        <w:jc w:val="both"/>
+      </w:pPr>
+      <w:r>
+        <w:t>inclusiv cele aferente perioadelor anterioare.</w:t>
+      </w:r>
+    </w:p>
+    <w:p>
+      <w:pPr>
+        <w:jc w:val="both"/>
+      </w:pPr>
+      <w:r>
+        <w:t>Când ANAF vine în control și întocmește o decizie de impunere — să zicem 10.000 lei TVA</w:t>
+      </w:r>
+    </w:p>
+    <w:p>
+      <w:pPr>
+        <w:jc w:val="both"/>
+      </w:pPr>
+      <w:r>
+        <w:t xml:space="preserve">suplimentar — suma </w:t>
+      </w:r>
+      <w:r>
+        <w:rPr>
+          <w:b/>
+        </w:rPr>
+        <w:t>nu se înregistrează în 4423</w:t>
+      </w:r>
+      <w:r>
+        <w:t>, pentru că ar denatura rulajul curent</w:t>
+      </w:r>
+    </w:p>
+    <w:p>
+      <w:pPr>
+        <w:jc w:val="both"/>
+      </w:pPr>
+      <w:r>
+        <w:t>și ar produce diferență la decont.</w:t>
+      </w:r>
+    </w:p>
+    <w:p>
+      <w:pPr>
+        <w:ind w:left="280"/>
+      </w:pPr>
+      <w:r>
+        <w:rPr>
+          <w:rFonts w:ascii="Consolas" w:hAnsi="Consolas"/>
+          <w:sz w:val="18"/>
+        </w:rPr>
+        <w:t>6588 = 4481       cheltuială nedeductibilă fiscal</w:t>
+      </w:r>
+    </w:p>
+    <w:p>
+      <w:pPr>
+        <w:jc w:val="both"/>
+      </w:pPr>
+      <w:r>
+        <w:t xml:space="preserve">❓ </w:t>
+      </w:r>
+      <w:r>
+        <w:rPr>
+          <w:b/>
+        </w:rPr>
+        <w:t>Contradicție de rezolvat cu formatorul.</w:t>
+      </w:r>
+      <w:r>
+        <w:t xml:space="preserve"> Notițele din 21.08.2026 spun că sumele din</w:t>
+      </w:r>
+    </w:p>
+    <w:p>
+      <w:pPr>
+        <w:jc w:val="both"/>
+      </w:pPr>
+      <w:r>
+        <w:t>decizii de impunere se înregistrează „în 4423 cu analitic distinct, tocmai ca să nu ajungă</w:t>
+      </w:r>
+    </w:p>
+    <w:p>
+      <w:pPr>
+        <w:jc w:val="both"/>
+      </w:pPr>
+      <w:r>
+        <w:t>din greșeală în decontul lunii următoare". Notițele din 26.08.2026 spun exact invers: nu</w:t>
+      </w:r>
+    </w:p>
+    <w:p>
+      <w:pPr>
+        <w:jc w:val="both"/>
+      </w:pPr>
+      <w:r>
+        <w:t>prin 4423, ci prin 4481, „pentru că denaturează rulajul curent".</w:t>
+      </w:r>
+    </w:p>
+    <w:p>
+      <w:pPr>
+        <w:jc w:val="both"/>
+      </w:pPr>
+      <w:r>
+        <w:t>Ambele afirmații vin de la același formator, la cinci zile distanță. Am adoptat varianta</w:t>
+      </w:r>
+    </w:p>
+    <w:p>
+      <w:pPr>
+        <w:jc w:val="both"/>
+      </w:pPr>
+      <w:r>
+        <w:t>din 26.08 pentru că e cea care dă motivul, iar motivul e verificabil: un analitic al lui</w:t>
+      </w:r>
+    </w:p>
+    <w:p>
+      <w:pPr>
+        <w:jc w:val="both"/>
+      </w:pPr>
+      <w:r>
+        <w:t>4423 rămâne totuși în soldul lui 4423, adică fix contul pe care decontul îl reconciliază.</w:t>
+      </w:r>
+    </w:p>
+    <w:p>
+      <w:pPr>
+        <w:jc w:val="both"/>
+      </w:pPr>
+      <w:r>
+        <w:t>Dar decizia îi aparține formatorului, nu mie.</w:t>
+      </w:r>
+    </w:p>
+    <w:p>
+      <w:pPr>
+        <w:pStyle w:val="Heading3"/>
+      </w:pPr>
+      <w:r>
+        <w:t>7.3 Contul 4482 — plăți eronate către buget</w:t>
+      </w:r>
+    </w:p>
+    <w:p>
+      <w:pPr>
+        <w:jc w:val="both"/>
+      </w:pPr>
+      <w:r>
+        <w:rPr>
+          <w:b/>
+        </w:rPr>
+        <w:t>4482 este cont de activ</w:t>
+      </w:r>
+      <w:r>
+        <w:t>: ține sumele plătite eronat, până la lămurire.</w:t>
+      </w:r>
+    </w:p>
+    <w:p>
+      <w:pPr>
+        <w:jc w:val="both"/>
+      </w:pPr>
+      <w:r>
+        <w:t>Exemplu: impozit pe salarii de plată 715 lei, în soldul creditor al lui 444. Din bancă a</w:t>
+      </w:r>
+    </w:p>
+    <w:p>
+      <w:pPr>
+        <w:jc w:val="both"/>
+      </w:pPr>
+      <w:r>
+        <w:t>ieșit o plată de 751 lei (cifre inversate):</w:t>
+      </w:r>
+    </w:p>
+    <w:p>
+      <w:pPr>
+        <w:ind w:left="280"/>
+      </w:pPr>
+      <w:r>
+        <w:rPr>
+          <w:rFonts w:ascii="Consolas" w:hAnsi="Consolas"/>
+          <w:sz w:val="18"/>
+        </w:rPr>
+        <w:t>444  = 5121       715        cât se datora</w:t>
+        <w:br/>
+        <w:t>4482 = 5121        36        diferența plătită în plus</w:t>
+      </w:r>
+    </w:p>
+    <w:p>
+      <w:pPr>
+        <w:jc w:val="both"/>
+      </w:pPr>
+      <w:r>
+        <w:t>Luna următoare, soldul lui 4482 diminuează plata datorată.</w:t>
+      </w:r>
+    </w:p>
+    <w:p>
+      <w:pPr>
+        <w:jc w:val="both"/>
+      </w:pPr>
+      <w:r>
+        <w:t>Al doilea caz, frecvent la cei cu mai multe firme: ordinul de plată pleacă din contul</w:t>
+      </w:r>
+    </w:p>
+    <w:p>
+      <w:pPr>
+        <w:jc w:val="both"/>
+      </w:pPr>
+      <w:r>
+        <w:t xml:space="preserve">firmei, dar cu </w:t>
+      </w:r>
+      <w:r>
+        <w:rPr>
+          <w:b/>
+        </w:rPr>
+        <w:t>alt CUI de plătitor</w:t>
+      </w:r>
+      <w:r>
+        <w:t>. Banii sting datoria altei firme, iar firma plătitoare</w:t>
+      </w:r>
+    </w:p>
+    <w:p>
+      <w:pPr>
+        <w:jc w:val="both"/>
+      </w:pPr>
+      <w:r>
+        <w:t>rămâne cu datoria neachitată la ANAF. Plata se înregistrează pe 4482 — sold în așteptare,</w:t>
+      </w:r>
+    </w:p>
+    <w:p>
+      <w:pPr>
+        <w:jc w:val="both"/>
+      </w:pPr>
+      <w:r>
+        <w:t>care se disecă — până când cealaltă firmă returnează sumele.</w:t>
+      </w:r>
+    </w:p>
+    <w:p>
+      <w:pPr>
+        <w:jc w:val="both"/>
+      </w:pPr>
+      <w:r>
+        <w:t xml:space="preserve">➕ Rostul ambelor conturi e același: </w:t>
+      </w:r>
+      <w:r>
+        <w:rPr>
+          <w:b/>
+        </w:rPr>
+        <w:t>să nu altereze rulajele conturilor curente</w:t>
+      </w:r>
+      <w:r>
+        <w:t>. ANAF</w:t>
+      </w:r>
+    </w:p>
+    <w:p>
+      <w:pPr>
+        <w:jc w:val="both"/>
+      </w:pPr>
+      <w:r>
+        <w:t>contraverifică exact corelațiile pe care ele le protejează.</w:t>
+      </w:r>
+    </w:p>
+    <w:p>
+      <w:pPr>
+        <w:pStyle w:val="Heading3"/>
+      </w:pPr>
+      <w:r>
+        <w:t>7.4 Conturile 461 / 462 — coșul firmei</w:t>
+      </w:r>
+    </w:p>
+    <w:p>
+      <w:pPr>
+        <w:jc w:val="both"/>
+      </w:pPr>
+      <w:r>
+        <w:t xml:space="preserve">461 și 462 sunt printre primele conturi la care se uită </w:t>
+      </w:r>
+      <w:r>
+        <w:rPr>
+          <w:b/>
+        </w:rPr>
+        <w:t>și ANAF, și băncile</w:t>
+      </w:r>
+      <w:r>
+        <w:t>. Sunt și</w:t>
+      </w:r>
+    </w:p>
+    <w:p>
+      <w:pPr>
+        <w:jc w:val="both"/>
+      </w:pPr>
+      <w:r>
+        <w:t>cele mai ușor de transformat în coș: sume decontate care n-au corespondent prin 401, 419</w:t>
+      </w:r>
+    </w:p>
+    <w:p>
+      <w:pPr>
+        <w:jc w:val="both"/>
+      </w:pPr>
+      <w:r>
+        <w:t>sau alt cont dedicat ajung acolo și rămân.</w:t>
+      </w:r>
+    </w:p>
+    <w:p>
+      <w:pPr>
+        <w:jc w:val="both"/>
+      </w:pPr>
+      <w:r>
+        <w:t>⚠️ Cazul concret: nu mai există sold pe 4551, dar asociatul continuă să ia bani din bancă</w:t>
+      </w:r>
+    </w:p>
+    <w:p>
+      <w:pPr>
+        <w:jc w:val="both"/>
+      </w:pPr>
+      <w:r>
+        <w:t>— iar sumele se pun pe 461. La control apare o creditare de societate inexistentă și bani</w:t>
+      </w:r>
+    </w:p>
+    <w:p>
+      <w:pPr>
+        <w:jc w:val="both"/>
+      </w:pPr>
+      <w:r>
+        <w:t>scoși fără temei.</w:t>
+      </w:r>
+    </w:p>
+    <w:p>
+      <w:pPr>
+        <w:jc w:val="both"/>
+      </w:pPr>
+      <w:r>
+        <w:rPr>
+          <w:b/>
+        </w:rPr>
+        <w:t>Utilizări corecte:</w:t>
+      </w:r>
+    </w:p>
+    <w:p>
+      <w:pPr>
+        <w:jc w:val="both"/>
+      </w:pPr>
+      <w:r>
+        <w:t>Vânzarea unui mijloc fix se face prin 461, nu prin cont de client — cumpărătorul nu e</w:t>
+      </w:r>
+    </w:p>
+    <w:p>
+      <w:pPr>
+        <w:jc w:val="both"/>
+      </w:pPr>
+      <w:r>
+        <w:t>client pentru activitatea curentă:</w:t>
+      </w:r>
+    </w:p>
+    <w:p>
+      <w:pPr>
+        <w:ind w:left="280"/>
+      </w:pPr>
+      <w:r>
+        <w:rPr>
+          <w:rFonts w:ascii="Consolas" w:hAnsi="Consolas"/>
+          <w:sz w:val="18"/>
+        </w:rPr>
+        <w:t>461 = 7583        venit din active cedate</w:t>
+        <w:br/>
+        <w:t>461 = 4427        TVA colectată</w:t>
+      </w:r>
+    </w:p>
+    <w:p>
+      <w:pPr>
+        <w:jc w:val="both"/>
+      </w:pPr>
+      <w:r>
+        <w:t>Imputația către un salariat care a produs pagube — nu e client, deci nu 4111:</w:t>
+      </w:r>
+    </w:p>
+    <w:p>
+      <w:pPr>
+        <w:ind w:left="280"/>
+      </w:pPr>
+      <w:r>
+        <w:rPr>
+          <w:rFonts w:ascii="Consolas" w:hAnsi="Consolas"/>
+          <w:sz w:val="18"/>
+        </w:rPr>
+        <w:t>461 = 7588        826,45     venit din exploatare</w:t>
+        <w:br/>
+        <w:t>461 = 4427        173,55     TVA colectată</w:t>
+      </w:r>
+    </w:p>
+    <w:p>
+      <w:pPr>
+        <w:jc w:val="both"/>
+      </w:pPr>
+      <w:r>
+        <w:t>pentru o pagubă de 1.000 lei cu TVA (1.000 ÷ 1,21 = 826,45).</w:t>
+      </w:r>
+    </w:p>
+    <w:p>
+      <w:pPr>
+        <w:jc w:val="both"/>
+      </w:pPr>
+      <w:r>
+        <w:t xml:space="preserve">⚠️ Notița scria debitul ca </w:t>
+      </w:r>
+      <w:r>
+        <w:rPr>
+          <w:rFonts w:ascii="Consolas" w:hAnsi="Consolas"/>
+          <w:color w:val="1F4E79"/>
+          <w:sz w:val="19"/>
+        </w:rPr>
+        <w:t>121</w:t>
+      </w:r>
+      <w:r>
+        <w:t xml:space="preserve">. Contul corect este </w:t>
+      </w:r>
+      <w:r>
+        <w:rPr>
+          <w:b/>
+        </w:rPr>
+        <w:t>461</w:t>
+      </w:r>
+      <w:r>
+        <w:t>; sumele erau bune.</w:t>
+      </w:r>
+    </w:p>
+    <w:p>
+      <w:pPr>
+        <w:jc w:val="both"/>
+      </w:pPr>
+      <w:r>
+        <w:t>➕ 7588 se folosește când nu există un cont de venit asociat direct, cum e 707 pentru</w:t>
+      </w:r>
+    </w:p>
+    <w:p>
+      <w:pPr>
+        <w:jc w:val="both"/>
+      </w:pPr>
+      <w:r>
+        <w:t>marfă. Dacă bunul deteriorat a fost dedus, TVA se colectează.</w:t>
+      </w:r>
+    </w:p>
+    <w:p>
+      <w:pPr>
+        <w:jc w:val="both"/>
+      </w:pPr>
+      <w:r>
+        <w:t>❓ Imputația nu se poate face fără ca salariatul să fie informat și de acord — Codul</w:t>
+      </w:r>
+    </w:p>
+    <w:p>
+      <w:pPr>
+        <w:jc w:val="both"/>
+      </w:pPr>
+      <w:r>
+        <w:t>muncii. Notița menționează un plafon „la nivelul a 5 salarii medii", cu observația</w:t>
+      </w:r>
+    </w:p>
+    <w:p>
+      <w:pPr>
+        <w:jc w:val="both"/>
+      </w:pPr>
+      <w:r>
+        <w:t>formatorului „de verificat suma".</w:t>
+      </w:r>
+    </w:p>
+    <w:p>
+      <w:pPr>
+        <w:pStyle w:val="Heading2"/>
+      </w:pPr>
+      <w:r>
+        <w:t>8. Verificarea care încheie ședința</w:t>
+      </w:r>
+    </w:p>
+    <w:p>
+      <w:pPr>
+        <w:jc w:val="both"/>
+      </w:pPr>
+      <w:r>
+        <w:t>Regula generală, formulată de formator ca temă: **să verificăm activul și pasivul —</w:t>
+      </w:r>
+    </w:p>
+    <w:p>
+      <w:pPr>
+        <w:jc w:val="both"/>
+      </w:pPr>
+      <w:r>
+        <w:t>conturile care stau pe invers.** Un cont de activ cu sold creditor sau un cont de pasiv</w:t>
+      </w:r>
+    </w:p>
+    <w:p>
+      <w:pPr>
+        <w:jc w:val="both"/>
+      </w:pPr>
+      <w:r>
+        <w:t>cu sold debitor nu e o curiozitate de balanță; e o eroare care încă n-a fost căutată.</w:t>
+      </w:r>
+    </w:p>
+    <w:p>
+      <w:pPr>
+        <w:jc w:val="both"/>
+      </w:pPr>
+      <w:r>
+        <w:t>Conturile din ședința asta care se verifică așa: 455 (niciodată debitor), 461/462, 4482,</w:t>
+      </w:r>
+    </w:p>
+    <w:p>
+      <w:pPr>
+        <w:jc w:val="both"/>
+      </w:pPr>
+      <w:r>
+        <w:t>463 față de 121.</w:t>
+      </w:r>
+    </w:p>
+    <w:p>
+      <w:pPr>
+        <w:jc w:val="both"/>
+      </w:pPr>
+      <w:r>
+        <w:t>➕ Tema dată: identificarea în balanță a lucrurilor care pot fi rezolvate — pentru că, o</w:t>
+      </w:r>
+    </w:p>
+    <w:p>
+      <w:pPr>
+        <w:jc w:val="both"/>
+      </w:pPr>
+      <w:r>
+        <w:t>dată ce li se stabilește cursul, nu mai sunt erori.</w:t>
+      </w:r>
+    </w:p>
+    <w:p>
+      <w:pPr>
         <w:spacing w:before="40" w:after="160"/>
         <w:pBdr>
           <w:bottom w:val="single" w:sz="6" w:color="DBE3EA"/>
@@ -2711,6 +3303,14 @@
       </w:pPr>
       <w:r>
         <w:t>Codul fiscal</w:t>
+      </w:r>
+    </w:p>
+    <w:p>
+      <w:pPr>
+        <w:pStyle w:val="ListBullet"/>
+      </w:pPr>
+      <w:r>
+        <w:t>Codul muncii</w:t>
       </w:r>
     </w:p>
     <w:p>

--- a/dist/control-documente-numerar.docx
+++ b/dist/control-documente-numerar.docx
@@ -3248,6 +3248,94 @@
     </w:p>
     <w:p>
       <w:pPr>
+        <w:jc w:val="both"/>
+      </w:pPr>
+      <w:r>
+        <w:rPr>
+          <w:b/>
+        </w:rPr>
+        <w:t>❓ Care e plafonul legal al sumei care se poate imputa unui salariat pentru o pagubă produsă, și în ce ritm se poate reține din salariu?</w:t>
+      </w:r>
+    </w:p>
+    <w:p>
+      <w:pPr>
+        <w:jc w:val="both"/>
+      </w:pPr>
+      <w:r>
+        <w:rPr>
+          <w:i/>
+        </w:rPr>
+        <w:t>Salarii — praguri și baze de calcul · training 26.08.2026, punctul 1</w:t>
+      </w:r>
+    </w:p>
+    <w:p>
+      <w:pPr>
+        <w:jc w:val="both"/>
+      </w:pPr>
+      <w:r>
+        <w:t>Notițele din 26.08 menționează un plafon „la nivelul a 5 salarii medii”, cu observația formatorului însuși: „de verificat suma”. Separat, notițele spun că imputația nu se poate face fără ca salariatul să fie informat și de acord — Codul muncii.</w:t>
+      </w:r>
+    </w:p>
+    <w:p>
+      <w:pPr>
+        <w:jc w:val="both"/>
+      </w:pPr>
+      <w:r>
+        <w:rPr>
+          <w:b/>
+        </w:rPr>
+        <w:t>Ce am presupus între timp:</w:t>
+      </w:r>
+      <w:r>
+        <w:t xml:space="preserve"> Am modelat imputația integrală, cu reținere într-o singură lună, pentru că exemplul din notițe e de 1.000 lei — sub orice plafon plauzibil. Pasul poartă ❓. De verificat art. 254 (răspunderea patrimonială) și art. 169 (reținerile din salariu) din Codul muncii.</w:t>
+      </w:r>
+    </w:p>
+    <w:p>
+      <w:pPr>
+        <w:jc w:val="both"/>
+      </w:pPr>
+      <w:r>
+        <w:rPr>
+          <w:b/>
+        </w:rPr>
+        <w:t>❓ Sumele stabilite prin decizie de impunere pe TVA se înregistrează în 4423 cu analitic distinct, sau în 4481?</w:t>
+      </w:r>
+    </w:p>
+    <w:p>
+      <w:pPr>
+        <w:jc w:val="both"/>
+      </w:pPr>
+      <w:r>
+        <w:rPr>
+          <w:i/>
+        </w:rPr>
+        <w:t>Acte de control — 4423 sau 4481 · training 26.08.2026, punctul 3</w:t>
+      </w:r>
+    </w:p>
+    <w:p>
+      <w:pPr>
+        <w:jc w:val="both"/>
+      </w:pPr>
+      <w:r>
+        <w:t>Cele două traininguri spun exact invers, la cinci zile distanță. 21.08: „se înregistrează în 4423 cu analitic distinct, tocmai ca să nu ajungă din greșeală în decontul lunii următoare”. 26.08: „nu mă duc prin 4423, pentru că denaturează rulajul curent — și mă duc prin 4481”.</w:t>
+      </w:r>
+    </w:p>
+    <w:p>
+      <w:pPr>
+        <w:jc w:val="both"/>
+      </w:pPr>
+      <w:r>
+        <w:rPr>
+          <w:b/>
+        </w:rPr>
+        <w:t>Ce am presupus între timp:</w:t>
+      </w:r>
+      <w:r>
+        <w:t xml:space="preserve"> Am adoptat varianta din 26.08, pentru că e singura care dă un motiv verificabil: un analitic separă EVIDENȚA, dar nu separă SOLDUL, iar decontul se compară pe soldul sintetic al lui 4423. F-421 e rescris pe 4481, cu ❓ pe el. Dacă formatorul confirmă varianta din 21.08, fluxul se întoarce — dar atunci trebuie explicat cum rămâne corelația decont ↔ balanță valabilă, pentru că azi nu văd cum.</w:t>
+      </w:r>
+    </w:p>
+    <w:p>
+      <w:pPr>
         <w:spacing w:before="40" w:after="160"/>
         <w:pBdr>
           <w:bottom w:val="single" w:sz="6" w:color="DBE3EA"/>

--- a/dist/control-documente-numerar.docx
+++ b/dist/control-documente-numerar.docx
@@ -22,7 +22,7 @@
         <w:pStyle w:val="Heading3"/>
       </w:pPr>
       <w:r>
-        <w:t>Sursă: training 19.08.2026 — cum se citește un cont, ce cere legea de la un document și unde se rupe disciplina de casă</w:t>
+        <w:t>Surse: training 19.08.2026 · adâncit cu 21.08.2026, 26.08.2026 și 28.08.2026 — cum se citește un cont, ce cere legea de la un document și unde se rupe disciplina de casă</w:t>
       </w:r>
     </w:p>
     <w:p>
@@ -2872,6 +2872,1279 @@
     </w:p>
     <w:p>
       <w:pPr>
+        <w:pStyle w:val="Heading2"/>
+      </w:pPr>
+      <w:r>
+        <w:t>9. Casa și plafoanele de numerar</w:t>
+      </w:r>
+    </w:p>
+    <w:p>
+      <w:pPr>
+        <w:pStyle w:val="Heading3"/>
+      </w:pPr>
+      <w:r>
+        <w:t>9.1 Plafonul soldului de casă</w:t>
+      </w:r>
+    </w:p>
+    <w:p>
+      <w:pPr>
+        <w:jc w:val="both"/>
+      </w:pPr>
+      <w:r>
+        <w:t xml:space="preserve">Soldul de casă nu poate depăși </w:t>
+      </w:r>
+      <w:r>
+        <w:rPr>
+          <w:b/>
+        </w:rPr>
+        <w:t>50.000 lei la sfârșitul zilei</w:t>
+      </w:r>
+      <w:r>
+        <w:t>, pe fiecare punct de</w:t>
+      </w:r>
+    </w:p>
+    <w:p>
+      <w:pPr>
+        <w:jc w:val="both"/>
+      </w:pPr>
+      <w:r>
+        <w:t>lucru. Ce depășește se depune în cont.</w:t>
+      </w:r>
+    </w:p>
+    <w:p>
+      <w:pPr>
+        <w:jc w:val="both"/>
+      </w:pPr>
+      <w:r>
+        <w:t xml:space="preserve">➕ Istoric: soldul </w:t>
+      </w:r>
+      <w:r>
+        <w:rPr>
+          <w:b/>
+        </w:rPr>
+        <w:t>a fost</w:t>
+      </w:r>
+      <w:r>
+        <w:t xml:space="preserve"> nelimitat, cu singura cerință ca banii să existe efectiv și</w:t>
+      </w:r>
+    </w:p>
+    <w:p>
+      <w:pPr>
+        <w:jc w:val="both"/>
+      </w:pPr>
+      <w:r>
+        <w:t>să poată fi arătați la control. Plafonul e o restricție relativ nouă, iar cine lucrează</w:t>
+      </w:r>
+    </w:p>
+    <w:p>
+      <w:pPr>
+        <w:jc w:val="both"/>
+      </w:pPr>
+      <w:r>
+        <w:t>după obiceiul vechi îl încalcă fără să știe.</w:t>
+      </w:r>
+    </w:p>
+    <w:p>
+      <w:pPr>
+        <w:jc w:val="both"/>
+      </w:pPr>
+      <w:r>
+        <w:t xml:space="preserve">❓ </w:t>
+      </w:r>
+      <w:r>
+        <w:rPr>
+          <w:b/>
+        </w:rPr>
+        <w:t>Per societate sau per casierie?</w:t>
+      </w:r>
+      <w:r>
+        <w:t xml:space="preserve"> Notițele povestesc un client care, aflând de</w:t>
+      </w:r>
+    </w:p>
+    <w:p>
+      <w:pPr>
+        <w:jc w:val="both"/>
+      </w:pPr>
+      <w:r>
+        <w:t>plafon, „a mai făcut rost de o casierie cu 50.000 lei” — deci a înțeles că limita e per</w:t>
+      </w:r>
+    </w:p>
+    <w:p>
+      <w:pPr>
+        <w:jc w:val="both"/>
+      </w:pPr>
+      <w:r>
+        <w:t>casierie. Dacă e așa, orice societate poate multiplica plafonul deschizând puncte de</w:t>
+      </w:r>
+    </w:p>
+    <w:p>
+      <w:pPr>
+        <w:jc w:val="both"/>
+      </w:pPr>
+      <w:r>
+        <w:t>lucru, ceea ce ar goli restricția de sens. De confirmat cu formatorul care e textul exact</w:t>
+      </w:r>
+    </w:p>
+    <w:p>
+      <w:pPr>
+        <w:jc w:val="both"/>
+      </w:pPr>
+      <w:r>
+        <w:t>și dacă practica clientului rezistă la control.</w:t>
+      </w:r>
+    </w:p>
+    <w:p>
+      <w:pPr>
+        <w:pStyle w:val="Heading3"/>
+      </w:pPr>
+      <w:r>
+        <w:t>9.2 Ce plăți sunt plafonate și ce plăți nu</w:t>
+      </w:r>
+    </w:p>
+    <w:p>
+      <w:pPr>
+        <w:jc w:val="both"/>
+      </w:pPr>
+      <w:r>
+        <w:rPr>
+          <w:b/>
+        </w:rPr>
+        <w:t>Fără plafon</w:t>
+      </w:r>
+      <w:r>
+        <w:t>, oricât de mare e suma:</w:t>
+      </w:r>
+    </w:p>
+    <w:p>
+      <w:pPr>
+        <w:pStyle w:val="ListBullet"/>
+      </w:pPr>
+      <w:r>
+        <w:t>salariile și alte drepturi de personal</w:t>
+      </w:r>
+    </w:p>
+    <w:p>
+      <w:pPr>
+        <w:pStyle w:val="ListBullet"/>
+      </w:pPr>
+      <w:r>
+        <w:t>plățile către bugetul statului și alte instituții publice</w:t>
+      </w:r>
+    </w:p>
+    <w:p>
+      <w:pPr>
+        <w:jc w:val="both"/>
+      </w:pPr>
+      <w:r>
+        <w:rPr>
+          <w:b/>
+        </w:rPr>
+        <w:t>Cu plafon:</w:t>
+      </w:r>
+    </w:p>
+    <w:p>
+      <w:pPr>
+        <w:pStyle w:val="ListBullet"/>
+      </w:pPr>
+      <w:r>
+        <w:t>5.000 lei către persoane juridice</w:t>
+      </w:r>
+    </w:p>
+    <w:p>
+      <w:pPr>
+        <w:pStyle w:val="ListBullet"/>
+      </w:pPr>
+      <w:r>
+        <w:t>10.000 lei în relația cu persoane fizice</w:t>
+      </w:r>
+    </w:p>
+    <w:p>
+      <w:pPr>
+        <w:jc w:val="both"/>
+      </w:pPr>
+      <w:r>
+        <w:t xml:space="preserve">Aceleași limite se aplică </w:t>
+      </w:r>
+      <w:r>
+        <w:rPr>
+          <w:b/>
+        </w:rPr>
+        <w:t>în oglindă la încasări</w:t>
+      </w:r>
+      <w:r>
+        <w:t>.</w:t>
+      </w:r>
+    </w:p>
+    <w:p>
+      <w:pPr>
+        <w:jc w:val="both"/>
+      </w:pPr>
+      <w:r>
+        <w:t>➕ Plafoanele și interdicțiile complete — inclusiv interdicția totală a operațiunilor în</w:t>
+      </w:r>
+    </w:p>
+    <w:p>
+      <w:pPr>
+        <w:jc w:val="both"/>
+      </w:pPr>
+      <w:r>
+        <w:t>numerar pe contul 455 — sunt verificate pe surse și consemnate separat. Aici rămâne doar</w:t>
+      </w:r>
+    </w:p>
+    <w:p>
+      <w:pPr>
+        <w:jc w:val="both"/>
+      </w:pPr>
+      <w:r>
+        <w:t>ce a adăugat trainingul ăsta: plafonul de sold și regula punctelor de lucru.</w:t>
+      </w:r>
+    </w:p>
+    <w:p>
+      <w:pPr>
+        <w:pStyle w:val="Heading3"/>
+      </w:pPr>
+      <w:r>
+        <w:t>9.3 Plăți fragmentate și contractul cu plata în rate</w:t>
+      </w:r>
+    </w:p>
+    <w:p>
+      <w:pPr>
+        <w:jc w:val="both"/>
+      </w:pPr>
+      <w:r>
+        <w:t xml:space="preserve">Fragmentarea unei plăți ca să încapă sub plafon e </w:t>
+      </w:r>
+      <w:r>
+        <w:rPr>
+          <w:b/>
+        </w:rPr>
+        <w:t>interzisă expres</w:t>
+      </w:r>
+      <w:r>
+        <w:t>.</w:t>
+      </w:r>
+    </w:p>
+    <w:p>
+      <w:pPr>
+        <w:jc w:val="both"/>
+      </w:pPr>
+      <w:r>
+        <w:t xml:space="preserve">Există însă o cale legitimă: </w:t>
+      </w:r>
+      <w:r>
+        <w:rPr>
+          <w:b/>
+        </w:rPr>
+        <w:t>contractul cu plata în rate</w:t>
+      </w:r>
+      <w:r>
+        <w:t>. Dacă există contract, cu</w:t>
+      </w:r>
+    </w:p>
+    <w:p>
+      <w:pPr>
+        <w:jc w:val="both"/>
+      </w:pPr>
+      <w:r>
+        <w:t>scadențar și date fixe, încasarea în tranșe nu mai e fragmentare — e executarea</w:t>
+      </w:r>
+    </w:p>
+    <w:p>
+      <w:pPr>
+        <w:jc w:val="both"/>
+      </w:pPr>
+      <w:r>
+        <w:t>contractului. Din 20.000 lei se poate încasa de la o persoană fizică toată suma, în ratele</w:t>
+      </w:r>
+    </w:p>
+    <w:p>
+      <w:pPr>
+        <w:jc w:val="both"/>
+      </w:pPr>
+      <w:r>
+        <w:t>prevăzute.</w:t>
+      </w:r>
+    </w:p>
+    <w:p>
+      <w:pPr>
+        <w:jc w:val="both"/>
+      </w:pPr>
+      <w:r>
+        <w:t xml:space="preserve">➕ Condiția nu e formalitatea contractului, ci </w:t>
+      </w:r>
+      <w:r>
+        <w:rPr>
+          <w:b/>
+        </w:rPr>
+        <w:t>respectarea lui</w:t>
+      </w:r>
+      <w:r>
+        <w:t>: dacă ratele se încasează</w:t>
+      </w:r>
+    </w:p>
+    <w:p>
+      <w:pPr>
+        <w:jc w:val="both"/>
+      </w:pPr>
+      <w:r>
+        <w:t>la alte date sau în alte sume decât scrie în scadențar, apărarea cade.</w:t>
+      </w:r>
+    </w:p>
+    <w:p>
+      <w:pPr>
+        <w:pStyle w:val="Heading2"/>
+      </w:pPr>
+      <w:r>
+        <w:t>10. Verificarea analitic ↔ sintetic</w:t>
+      </w:r>
+    </w:p>
+    <w:p>
+      <w:pPr>
+        <w:pStyle w:val="Heading3"/>
+      </w:pPr>
+      <w:r>
+        <w:t>10.1 De ce se rupe</w:t>
+      </w:r>
+    </w:p>
+    <w:p>
+      <w:pPr>
+        <w:jc w:val="both"/>
+      </w:pPr>
+      <w:r>
+        <w:t xml:space="preserve">Programul te lasă să mai faci o operațiune </w:t>
+      </w:r>
+      <w:r>
+        <w:rPr>
+          <w:b/>
+        </w:rPr>
+        <w:t>după</w:t>
+      </w:r>
+      <w:r>
+        <w:t xml:space="preserve"> ce ai dat închiderea de lună. Dacă nu</w:t>
+      </w:r>
+    </w:p>
+    <w:p>
+      <w:pPr>
+        <w:jc w:val="both"/>
+      </w:pPr>
+      <w:r>
+        <w:t>te întorci să refaci închiderea, apare o diferență între analitic și sintetic — care nu se</w:t>
+      </w:r>
+    </w:p>
+    <w:p>
+      <w:pPr>
+        <w:jc w:val="both"/>
+      </w:pPr>
+      <w:r>
+        <w:t>anunță singură.</w:t>
+      </w:r>
+    </w:p>
+    <w:p>
+      <w:pPr>
+        <w:pStyle w:val="Heading3"/>
+      </w:pPr>
+      <w:r>
+        <w:t>10.2 Conturile la care se rupe cel mai des</w:t>
+      </w:r>
+    </w:p>
+    <w:p>
+      <w:pPr>
+        <w:jc w:val="both"/>
+      </w:pPr>
+      <w:r>
+        <w:rPr>
+          <w:b/>
+        </w:rPr>
+        <w:t>Banca.</w:t>
+      </w:r>
+      <w:r>
+        <w:t xml:space="preserve"> Extrasul de cont trebuie să se potrivească cu balanța. Cazul tipic: jurnalul de</w:t>
+      </w:r>
+    </w:p>
+    <w:p>
+      <w:pPr>
+        <w:jc w:val="both"/>
+      </w:pPr>
+      <w:r>
+        <w:t>bancă dă cu extrasul, dar nu dă cu balanța — semn că diferența e între analitic și</w:t>
+      </w:r>
+    </w:p>
+    <w:p>
+      <w:pPr>
+        <w:jc w:val="both"/>
+      </w:pPr>
+      <w:r>
+        <w:t>sintetic, nu în operare.</w:t>
+      </w:r>
+    </w:p>
+    <w:p>
+      <w:pPr>
+        <w:jc w:val="both"/>
+      </w:pPr>
+      <w:r>
+        <w:rPr>
+          <w:b/>
+        </w:rPr>
+        <w:t>Clienții și furnizorii.</w:t>
+      </w:r>
+      <w:r>
+        <w:t xml:space="preserve"> Nu se lasă solduri nealocate pe 4111 sau 401: denaturează și</w:t>
+      </w:r>
+    </w:p>
+    <w:p>
+      <w:pPr>
+        <w:jc w:val="both"/>
+      </w:pPr>
+      <w:r>
+        <w:t>fișa partenerului, și corelația analitic ↔ sintetic.</w:t>
+      </w:r>
+    </w:p>
+    <w:p>
+      <w:pPr>
+        <w:jc w:val="both"/>
+      </w:pPr>
+      <w:r>
+        <w:t xml:space="preserve">➕ Regula formatorului, repetată: </w:t>
+      </w:r>
+      <w:r>
+        <w:rPr>
+          <w:b/>
+        </w:rPr>
+        <w:t>niciodată nu pleci fără analitic.</w:t>
+      </w:r>
+      <w:r>
+        <w:t xml:space="preserve"> Chiar și acolo unde</w:t>
+      </w:r>
+    </w:p>
+    <w:p>
+      <w:pPr>
+        <w:jc w:val="both"/>
+      </w:pPr>
+      <w:r>
+        <w:t xml:space="preserve">pare inutil — 446 se ține pe </w:t>
+      </w:r>
+      <w:r>
+        <w:rPr>
+          <w:rFonts w:ascii="Consolas" w:hAnsi="Consolas"/>
+          <w:color w:val="1F4E79"/>
+          <w:sz w:val="19"/>
+        </w:rPr>
+        <w:t>446.1</w:t>
+      </w:r>
+      <w:r>
+        <w:t xml:space="preserve"> de la bun început, nu pe sintetic, pentru că a doua</w:t>
+      </w:r>
+    </w:p>
+    <w:p>
+      <w:pPr>
+        <w:jc w:val="both"/>
+      </w:pPr>
+      <w:r>
+        <w:t>taxă apare întotdeauna, iar despărțirea retroactivă e mult mai scumpă decât analiticul</w:t>
+      </w:r>
+    </w:p>
+    <w:p>
+      <w:pPr>
+        <w:jc w:val="both"/>
+      </w:pPr>
+      <w:r>
+        <w:t>făcut din prima.</w:t>
+      </w:r>
+    </w:p>
+    <w:p>
+      <w:pPr>
+        <w:pStyle w:val="Heading3"/>
+      </w:pPr>
+      <w:r>
+        <w:t>10.3 Sumele nealocate și contul 473</w:t>
+      </w:r>
+    </w:p>
+    <w:p>
+      <w:pPr>
+        <w:jc w:val="both"/>
+      </w:pPr>
+      <w:r>
+        <w:t xml:space="preserve">Când o încasare nu se poate aloca înainte de închiderea lunii, se pune în </w:t>
+      </w:r>
+      <w:r>
+        <w:rPr>
+          <w:b/>
+        </w:rPr>
+        <w:t>473</w:t>
+      </w:r>
+      <w:r>
+        <w:t>, cu</w:t>
+      </w:r>
+    </w:p>
+    <w:p>
+      <w:pPr>
+        <w:jc w:val="both"/>
+      </w:pPr>
+      <w:r>
+        <w:t>notiță despre proveniență:</w:t>
+      </w:r>
+    </w:p>
+    <w:p>
+      <w:pPr>
+        <w:ind w:left="280"/>
+      </w:pPr>
+      <w:r>
+        <w:rPr>
+          <w:rFonts w:ascii="Consolas" w:hAnsi="Consolas"/>
+          <w:sz w:val="18"/>
+        </w:rPr>
+        <w:t>473  = 4111       la închiderea lunii, dacă nu se știe alocarea</w:t>
+        <w:br/>
+        <w:t>4111 = 473        luna următoare, la stornare și alocare corectă</w:t>
+      </w:r>
+    </w:p>
+    <w:p>
+      <w:pPr>
+        <w:jc w:val="both"/>
+      </w:pPr>
+      <w:r>
+        <w:t xml:space="preserve">➕ Importantul nu e contul, e </w:t>
+      </w:r>
+      <w:r>
+        <w:rPr>
+          <w:b/>
+        </w:rPr>
+        <w:t>să fie într-un cont de care să-ți mai amintești</w:t>
+      </w:r>
+      <w:r>
+        <w:t>. Nu e o</w:t>
+      </w:r>
+    </w:p>
+    <w:p>
+      <w:pPr>
+        <w:jc w:val="both"/>
+      </w:pPr>
+      <w:r>
+        <w:t>problemă să stornezi luna viitoare și să pui pe clientul corect. Problema e să ratezi</w:t>
+      </w:r>
+    </w:p>
+    <w:p>
+      <w:pPr>
+        <w:jc w:val="both"/>
+      </w:pPr>
+      <w:r>
+        <w:t>alocarea cu totul.</w:t>
+      </w:r>
+    </w:p>
+    <w:p>
+      <w:pPr>
+        <w:pStyle w:val="Heading3"/>
+      </w:pPr>
+      <w:r>
+        <w:t>10.4 Compensările 4091 ↔ 419</w:t>
+      </w:r>
+    </w:p>
+    <w:p>
+      <w:pPr>
+        <w:jc w:val="both"/>
+      </w:pPr>
+      <w:r>
+        <w:t>Notița cerea analiza. Cazul: același partener e și furnizor, și client. I-ai plătit un</w:t>
+      </w:r>
+    </w:p>
+    <w:p>
+      <w:pPr>
+        <w:jc w:val="both"/>
+      </w:pPr>
+      <w:r>
+        <w:t>avans (4091) și el ți-a plătit un avans (419). Tentația e să le stingi unul cu altul.</w:t>
+      </w:r>
+    </w:p>
+    <w:p>
+      <w:pPr>
+        <w:jc w:val="both"/>
+      </w:pPr>
+      <w:r>
+        <w:t>Se poate, dar cu două condiții pe care notița nu le spune:</w:t>
+      </w:r>
+    </w:p>
+    <w:p>
+      <w:pPr>
+        <w:pStyle w:val="ListNumber"/>
+      </w:pPr>
+      <w:r>
+        <w:rPr>
+          <w:b/>
+        </w:rPr>
+        <w:t>Compensarea are nevoie de document</w:t>
+      </w:r>
+      <w:r>
+        <w:t xml:space="preserve"> — acord scris între părți, nu decizie</w:t>
+      </w:r>
+    </w:p>
+    <w:p>
+      <w:pPr>
+        <w:jc w:val="both"/>
+      </w:pPr>
+      <w:r>
+        <w:t>unilaterală. Soldurile sunt față de aceeași persoană, dar din raporturi juridice</w:t>
+      </w:r>
+    </w:p>
+    <w:p>
+      <w:pPr>
+        <w:jc w:val="both"/>
+      </w:pPr>
+      <w:r>
+        <w:t>diferite;</w:t>
+      </w:r>
+    </w:p>
+    <w:p>
+      <w:pPr>
+        <w:pStyle w:val="ListNumber"/>
+      </w:pPr>
+      <w:r>
+        <w:rPr>
+          <w:b/>
+        </w:rPr>
+        <w:t>TVA-ul nu se compensează odată cu avansurile.</w:t>
+      </w:r>
+      <w:r>
+        <w:t xml:space="preserve"> La avansul plătit ai dedus TVA, la</w:t>
+      </w:r>
+    </w:p>
+    <w:p>
+      <w:pPr>
+        <w:jc w:val="both"/>
+      </w:pPr>
+      <w:r>
+        <w:t>cel încasat ai colectat. Regularizarea se face la facturile finale, prin stornarea</w:t>
+      </w:r>
+    </w:p>
+    <w:p>
+      <w:pPr>
+        <w:jc w:val="both"/>
+      </w:pPr>
+      <w:r>
+        <w:t>fiecărui avans în parte — nu prin compensare.</w:t>
+      </w:r>
+    </w:p>
+    <w:p>
+      <w:pPr>
+        <w:jc w:val="both"/>
+      </w:pPr>
+      <w:r>
+        <w:t>❓ Ce document folosește cabinetul pentru compensare, și dacă se aplică pragul de la care</w:t>
+      </w:r>
+    </w:p>
+    <w:p>
+      <w:pPr>
+        <w:jc w:val="both"/>
+      </w:pPr>
+      <w:r>
+        <w:t>compensarea trebuie făcută prin sistemul reglementat — de confirmat.</w:t>
+      </w:r>
+    </w:p>
+    <w:p>
+      <w:pPr>
+        <w:pStyle w:val="Heading3"/>
+      </w:pPr>
+      <w:r>
+        <w:t>10.5 Preluarea unei balanțe în cursul anului</w:t>
+      </w:r>
+    </w:p>
+    <w:p>
+      <w:pPr>
+        <w:jc w:val="both"/>
+      </w:pPr>
+      <w:r>
+        <w:t xml:space="preserve">⚠️ La preluarea unei societăți </w:t>
+      </w:r>
+      <w:r>
+        <w:rPr>
+          <w:b/>
+        </w:rPr>
+        <w:t>în cursul anului</w:t>
+      </w:r>
+      <w:r>
+        <w:t xml:space="preserve"> nu se preiau soldurile, ci **totalul</w:t>
+      </w:r>
+    </w:p>
+    <w:p>
+      <w:pPr>
+        <w:jc w:val="both"/>
+      </w:pPr>
+      <w:r>
+        <w:t>sumelor** debitoare și creditoare.</w:t>
+      </w:r>
+    </w:p>
+    <w:p>
+      <w:pPr>
+        <w:jc w:val="both"/>
+      </w:pPr>
+      <w:r>
+        <w:t xml:space="preserve">Motivul: balanța trebuie să aibă </w:t>
+      </w:r>
+      <w:r>
+        <w:rPr>
+          <w:b/>
+        </w:rPr>
+        <w:t>continuitate</w:t>
+      </w:r>
+      <w:r>
+        <w:t>. Cu soldurile preluate ca sold inițial,</w:t>
+      </w:r>
+    </w:p>
+    <w:p>
+      <w:pPr>
+        <w:jc w:val="both"/>
+      </w:pPr>
+      <w:r>
+        <w:t>rulajele anului pornesc de la zero în luna preluării — iar orice verificare care se face pe</w:t>
+      </w:r>
+    </w:p>
+    <w:p>
+      <w:pPr>
+        <w:jc w:val="both"/>
+      </w:pPr>
+      <w:r>
+        <w:t>rulaj, nu pe sold, devine falsă: corelația cu fișa de rol la TVA, verificarea CAM-ului ca</w:t>
+      </w:r>
+    </w:p>
+    <w:p>
+      <w:pPr>
+        <w:jc w:val="both"/>
+      </w:pPr>
+      <w:r>
+        <w:t>procent din brut, rulajul creditor al obligațiilor salariale.</w:t>
+      </w:r>
+    </w:p>
+    <w:p>
+      <w:pPr>
+        <w:jc w:val="both"/>
+      </w:pPr>
+      <w:r>
+        <w:t>➕ Distincția e chiar întrebarea pusă pentru sesiunea următoare:</w:t>
+      </w:r>
+    </w:p>
+    <w:p>
+      <w:pPr>
+        <w:pStyle w:val="ListBullet"/>
+      </w:pPr>
+      <w:r>
+        <w:rPr>
+          <w:b/>
+        </w:rPr>
+        <w:t>soldul</w:t>
+      </w:r>
+      <w:r>
+        <w:t xml:space="preserve"> — diferența, la un moment dat, între ce a intrat și ce a ieșit;</w:t>
+      </w:r>
+    </w:p>
+    <w:p>
+      <w:pPr>
+        <w:pStyle w:val="ListBullet"/>
+      </w:pPr>
+      <w:r>
+        <w:rPr>
+          <w:b/>
+        </w:rPr>
+        <w:t>rulajul</w:t>
+      </w:r>
+      <w:r>
+        <w:t xml:space="preserve"> — mișcarea unei perioade, pe fiecare sens;</w:t>
+      </w:r>
+    </w:p>
+    <w:p>
+      <w:pPr>
+        <w:pStyle w:val="ListBullet"/>
+      </w:pPr>
+      <w:r>
+        <w:rPr>
+          <w:b/>
+        </w:rPr>
+        <w:t>totalul sumelor</w:t>
+      </w:r>
+      <w:r>
+        <w:t xml:space="preserve"> — rulajul CUMULAT de la începutul anului, pe fiecare sens.</w:t>
+      </w:r>
+    </w:p>
+    <w:p>
+      <w:pPr>
+        <w:jc w:val="both"/>
+      </w:pPr>
+      <w:r>
+        <w:t>Numai al treilea permite reconstituirea anului întreg dintr-o balanță de mijloc de an.</w:t>
+      </w:r>
+    </w:p>
+    <w:p>
+      <w:pPr>
+        <w:pStyle w:val="Heading3"/>
+      </w:pPr>
+      <w:r>
+        <w:t>10.6 Cele trei verificări din softul formatorului</w:t>
+      </w:r>
+    </w:p>
+    <w:p>
+      <w:pPr>
+        <w:jc w:val="both"/>
+      </w:pPr>
+      <w:r>
+        <w:t>Formatorul a descris trei „căsuțe care se înverzesc” din programul lui — și ele sunt exact</w:t>
+      </w:r>
+    </w:p>
+    <w:p>
+      <w:pPr>
+        <w:jc w:val="both"/>
+      </w:pPr>
+      <w:r>
+        <w:t>modelul de verificare pe care îl urmărim:</w:t>
+      </w:r>
+    </w:p>
+    <w:tbl>
+      <w:tblPr>
+        <w:tblStyle w:val="LightGrid-Accent1"/>
+        <w:tblW w:type="auto" w:w="0"/>
+        <w:tblLook w:firstColumn="1" w:firstRow="1" w:lastColumn="0" w:lastRow="0" w:noHBand="0" w:noVBand="1" w:val="04A0"/>
+      </w:tblPr>
+      <w:tblGrid>
+        <w:gridCol w:w="2880"/>
+        <w:gridCol w:w="2880"/>
+        <w:gridCol w:w="2880"/>
+      </w:tblGrid>
+      <w:tr>
+        <w:tc>
+          <w:tcPr>
+            <w:tcW w:type="dxa" w:w="2880"/>
+          </w:tcPr>
+          <w:p>
+            <w:pPr>
+              <w:spacing w:after="40"/>
+            </w:pPr>
+            <w:r>
+              <w:rPr>
+                <w:b/>
+                <w:sz w:val="18"/>
+              </w:rPr>
+            </w:r>
+            <w:r>
+              <w:rPr>
+                <w:b/>
+                <w:sz w:val="18"/>
+              </w:rPr>
+              <w:t>Verificarea</w:t>
+            </w:r>
+          </w:p>
+        </w:tc>
+        <w:tc>
+          <w:tcPr>
+            <w:tcW w:type="dxa" w:w="2880"/>
+          </w:tcPr>
+          <w:p>
+            <w:pPr>
+              <w:spacing w:after="40"/>
+            </w:pPr>
+            <w:r>
+              <w:rPr>
+                <w:b/>
+                <w:sz w:val="18"/>
+              </w:rPr>
+            </w:r>
+            <w:r>
+              <w:rPr>
+                <w:b/>
+                <w:sz w:val="18"/>
+              </w:rPr>
+              <w:t>Ce compară</w:t>
+            </w:r>
+          </w:p>
+        </w:tc>
+        <w:tc>
+          <w:tcPr>
+            <w:tcW w:type="dxa" w:w="2880"/>
+          </w:tcPr>
+          <w:p>
+            <w:pPr>
+              <w:spacing w:after="40"/>
+            </w:pPr>
+            <w:r>
+              <w:rPr>
+                <w:b/>
+                <w:sz w:val="18"/>
+              </w:rPr>
+            </w:r>
+            <w:r>
+              <w:rPr>
+                <w:b/>
+                <w:sz w:val="18"/>
+              </w:rPr>
+              <w:t>Când e verde</w:t>
+            </w:r>
+          </w:p>
+        </w:tc>
+      </w:tr>
+      <w:tr>
+        <w:tc>
+          <w:tcPr>
+            <w:tcW w:type="dxa" w:w="2880"/>
+          </w:tcPr>
+          <w:p>
+            <w:pPr>
+              <w:spacing w:after="40"/>
+            </w:pPr>
+            <w:r>
+              <w:rPr>
+                <w:sz w:val="18"/>
+              </w:rPr>
+            </w:r>
+            <w:r>
+              <w:rPr>
+                <w:b/>
+                <w:sz w:val="18"/>
+              </w:rPr>
+              <w:t>Decontul de TVA</w:t>
+            </w:r>
+          </w:p>
+        </w:tc>
+        <w:tc>
+          <w:tcPr>
+            <w:tcW w:type="dxa" w:w="2880"/>
+          </w:tcPr>
+          <w:p>
+            <w:pPr>
+              <w:spacing w:after="40"/>
+            </w:pPr>
+            <w:r>
+              <w:rPr>
+                <w:sz w:val="18"/>
+              </w:rPr>
+            </w:r>
+            <w:r>
+              <w:rPr>
+                <w:sz w:val="18"/>
+              </w:rPr>
+              <w:t>4426 și 4427 din balanță vs. ce se duce în decont</w:t>
+            </w:r>
+          </w:p>
+        </w:tc>
+        <w:tc>
+          <w:tcPr>
+            <w:tcW w:type="dxa" w:w="2880"/>
+          </w:tcPr>
+          <w:p>
+            <w:pPr>
+              <w:spacing w:after="40"/>
+            </w:pPr>
+            <w:r>
+              <w:rPr>
+                <w:sz w:val="18"/>
+              </w:rPr>
+            </w:r>
+            <w:r>
+              <w:rPr>
+                <w:sz w:val="18"/>
+              </w:rPr>
+              <w:t>ce se declară = ce e în balanță</w:t>
+            </w:r>
+          </w:p>
+        </w:tc>
+      </w:tr>
+      <w:tr>
+        <w:tc>
+          <w:tcPr>
+            <w:tcW w:type="dxa" w:w="2880"/>
+          </w:tcPr>
+          <w:p>
+            <w:pPr>
+              <w:spacing w:after="40"/>
+            </w:pPr>
+            <w:r>
+              <w:rPr>
+                <w:sz w:val="18"/>
+              </w:rPr>
+            </w:r>
+            <w:r>
+              <w:rPr>
+                <w:b/>
+                <w:sz w:val="18"/>
+              </w:rPr>
+              <w:t>Balanța pe furnizor</w:t>
+            </w:r>
+          </w:p>
+        </w:tc>
+        <w:tc>
+          <w:tcPr>
+            <w:tcW w:type="dxa" w:w="2880"/>
+          </w:tcPr>
+          <w:p>
+            <w:pPr>
+              <w:spacing w:after="40"/>
+            </w:pPr>
+            <w:r>
+              <w:rPr>
+                <w:sz w:val="18"/>
+              </w:rPr>
+            </w:r>
+            <w:r>
+              <w:rPr>
+                <w:sz w:val="18"/>
+              </w:rPr>
+              <w:t>analiticul furnizorilor vs. sinteticul lui 401</w:t>
+            </w:r>
+          </w:p>
+        </w:tc>
+        <w:tc>
+          <w:tcPr>
+            <w:tcW w:type="dxa" w:w="2880"/>
+          </w:tcPr>
+          <w:p>
+            <w:pPr>
+              <w:spacing w:after="40"/>
+            </w:pPr>
+            <w:r>
+              <w:rPr>
+                <w:sz w:val="18"/>
+              </w:rPr>
+            </w:r>
+            <w:r>
+              <w:rPr>
+                <w:sz w:val="18"/>
+              </w:rPr>
+              <w:t>analitic = sintetic</w:t>
+            </w:r>
+          </w:p>
+        </w:tc>
+      </w:tr>
+      <w:tr>
+        <w:tc>
+          <w:tcPr>
+            <w:tcW w:type="dxa" w:w="2880"/>
+          </w:tcPr>
+          <w:p>
+            <w:pPr>
+              <w:spacing w:after="40"/>
+            </w:pPr>
+            <w:r>
+              <w:rPr>
+                <w:sz w:val="18"/>
+              </w:rPr>
+            </w:r>
+            <w:r>
+              <w:rPr>
+                <w:b/>
+                <w:sz w:val="18"/>
+              </w:rPr>
+              <w:t>Contul 121</w:t>
+            </w:r>
+          </w:p>
+        </w:tc>
+        <w:tc>
+          <w:tcPr>
+            <w:tcW w:type="dxa" w:w="2880"/>
+          </w:tcPr>
+          <w:p>
+            <w:pPr>
+              <w:spacing w:after="40"/>
+            </w:pPr>
+            <w:r>
+              <w:rPr>
+                <w:sz w:val="18"/>
+              </w:rPr>
+            </w:r>
+            <w:r>
+              <w:rPr>
+                <w:sz w:val="18"/>
+              </w:rPr>
+              <w:t>rulajul claselor 6 și 7 vs. 121</w:t>
+            </w:r>
+          </w:p>
+        </w:tc>
+        <w:tc>
+          <w:tcPr>
+            <w:tcW w:type="dxa" w:w="2880"/>
+          </w:tcPr>
+          <w:p>
+            <w:pPr>
+              <w:spacing w:after="40"/>
+            </w:pPr>
+            <w:r>
+              <w:rPr>
+                <w:sz w:val="18"/>
+              </w:rPr>
+            </w:r>
+            <w:r>
+              <w:rPr>
+                <w:sz w:val="18"/>
+              </w:rPr>
+              <w:t>6 și 7 s-au închis complet în 121</w:t>
+            </w:r>
+          </w:p>
+        </w:tc>
+      </w:tr>
+    </w:tbl>
+    <w:p/>
+    <w:p>
+      <w:pPr>
+        <w:jc w:val="both"/>
+      </w:pPr>
+      <w:r>
+        <w:t>A treia se vede cel mai bine la bilanț: dacă 6 și 7 nu s-au închis, cifrele nu se leagă.</w:t>
+      </w:r>
+    </w:p>
+    <w:p>
+      <w:pPr>
+        <w:jc w:val="both"/>
+      </w:pPr>
+      <w:r>
+        <w:t xml:space="preserve">➕ Notă legată, din aceeași secțiune: </w:t>
+      </w:r>
+      <w:r>
+        <w:rPr>
+          <w:b/>
+        </w:rPr>
+        <w:t>comisioanele bancare se înregistrează `627 = 5121`</w:t>
+      </w:r>
+    </w:p>
+    <w:p>
+      <w:pPr>
+        <w:jc w:val="both"/>
+      </w:pPr>
+      <w:r>
+        <w:t>chiar dacă linia din extras apare la încasări. Contul urmează natura operațiunii, nu poziția</w:t>
+      </w:r>
+    </w:p>
+    <w:p>
+      <w:pPr>
+        <w:jc w:val="both"/>
+      </w:pPr>
+      <w:r>
+        <w:t>ei în extras.</w:t>
+      </w:r>
+    </w:p>
+    <w:p>
+      <w:pPr>
+        <w:pStyle w:val="Heading2"/>
+      </w:pPr>
+      <w:r>
+        <w:t>11. Ce s-a cerut pentru sesiunile următoare</w:t>
+      </w:r>
+    </w:p>
+    <w:p>
+      <w:pPr>
+        <w:jc w:val="both"/>
+      </w:pPr>
+      <w:r>
+        <w:rPr>
+          <w:b/>
+        </w:rPr>
+        <w:t>Lista corelațiilor de verificat pe balanță</w:t>
+      </w:r>
+      <w:r>
+        <w:t>, cu precizarea formatorului că fiecare</w:t>
+      </w:r>
+    </w:p>
+    <w:p>
+      <w:pPr>
+        <w:jc w:val="both"/>
+      </w:pPr>
+      <w:r>
+        <w:t>balanță e unică — fiecare firmă are alt obiect de activitate. Se cer: conturile cele mai</w:t>
+      </w:r>
+    </w:p>
+    <w:p>
+      <w:pPr>
+        <w:jc w:val="both"/>
+      </w:pPr>
+      <w:r>
+        <w:t xml:space="preserve">comune, cele mai esențiale, și </w:t>
+      </w:r>
+      <w:r>
+        <w:rPr>
+          <w:b/>
+        </w:rPr>
+        <w:t>în ce ordine</w:t>
+      </w:r>
+      <w:r>
+        <w:t xml:space="preserve"> se verifică.</w:t>
+      </w:r>
+    </w:p>
+    <w:p>
+      <w:pPr>
+        <w:jc w:val="both"/>
+      </w:pPr>
+      <w:r>
+        <w:rPr>
+          <w:b/>
+        </w:rPr>
+        <w:t>O aplicație care rulează verificările analitic ↔ sintetic pe balanță</w:t>
+      </w:r>
+      <w:r>
+        <w:t>, cerută explicit</w:t>
+      </w:r>
+    </w:p>
+    <w:p>
+      <w:pPr>
+        <w:jc w:val="both"/>
+      </w:pPr>
+      <w:r>
+        <w:t>sub titlul „Later”:</w:t>
+      </w:r>
+    </w:p>
+    <w:p>
+      <w:pPr>
+        <w:pStyle w:val="ListBullet"/>
+      </w:pPr>
+      <w:r>
+        <w:t>mijloacele fixe și celelalte corelații de analitic;</w:t>
+      </w:r>
+    </w:p>
+    <w:p>
+      <w:pPr>
+        <w:pStyle w:val="ListBullet"/>
+      </w:pPr>
+      <w:r>
+        <w:t>121 cu clasele 6 și 7;</w:t>
+      </w:r>
+    </w:p>
+    <w:p>
+      <w:pPr>
+        <w:pStyle w:val="ListBullet"/>
+      </w:pPr>
+      <w:r>
+        <w:t>TVA.</w:t>
+      </w:r>
+    </w:p>
+    <w:p>
+      <w:pPr>
+        <w:jc w:val="both"/>
+      </w:pPr>
+      <w:r>
+        <w:rPr>
+          <w:b/>
+        </w:rPr>
+        <w:t>Întrebări pentru sesiunea următoare:</w:t>
+      </w:r>
+    </w:p>
+    <w:p>
+      <w:pPr>
+        <w:pStyle w:val="ListNumber"/>
+      </w:pPr>
+      <w:r>
+        <w:t>La preluarea unei societăți, ce se disecă analitic ↔ sintetic — mai multe exemple decât</w:t>
+      </w:r>
+    </w:p>
+    <w:p>
+      <w:pPr>
+        <w:jc w:val="both"/>
+      </w:pPr>
+      <w:r>
+        <w:t>4111 / 401 și 512x;</w:t>
+      </w:r>
+    </w:p>
+    <w:p>
+      <w:pPr>
+        <w:pStyle w:val="ListNumber"/>
+      </w:pPr>
+      <w:r>
+        <w:t>Diferența dintre sold, rulaje și total sume (răspuns propus la §9.5, de confirmat).</w:t>
+      </w:r>
+    </w:p>
+    <w:p>
+      <w:pPr>
         <w:spacing w:before="40" w:after="160"/>
         <w:pBdr>
           <w:bottom w:val="single" w:sz="6" w:color="DBE3EA"/>
@@ -3288,6 +4561,94 @@
       </w:r>
       <w:r>
         <w:t xml:space="preserve"> Am modelat imputația integrală, cu reținere într-o singură lună, pentru că exemplul din notițe e de 1.000 lei — sub orice plafon plauzibil. Pasul poartă ❓. De verificat art. 254 (răspunderea patrimonială) și art. 169 (reținerile din salariu) din Codul muncii.</w:t>
+      </w:r>
+    </w:p>
+    <w:p>
+      <w:pPr>
+        <w:jc w:val="both"/>
+      </w:pPr>
+      <w:r>
+        <w:rPr>
+          <w:b/>
+        </w:rPr>
+        <w:t>❓ Plafonul de 50.000 lei la soldul de casă e per societate sau per casierie / punct de lucru?</w:t>
+      </w:r>
+    </w:p>
+    <w:p>
+      <w:pPr>
+        <w:jc w:val="both"/>
+      </w:pPr>
+      <w:r>
+        <w:rPr>
+          <w:i/>
+        </w:rPr>
+        <w:t>Trezorerie — diferențe de curs și plafoane · training 28.08.2026, punctul 2</w:t>
+      </w:r>
+    </w:p>
+    <w:p>
+      <w:pPr>
+        <w:jc w:val="both"/>
+      </w:pPr>
+      <w:r>
+        <w:t>Notițele spun „50.000 lei pe fiecare punct de lucru” și povestesc un client care, aflând de plafon, „a mai făcut rost de o casierie cu 50.000 lei”. Notițele nu spun dacă practica aceea rezistă la control.</w:t>
+      </w:r>
+    </w:p>
+    <w:p>
+      <w:pPr>
+        <w:jc w:val="both"/>
+      </w:pPr>
+      <w:r>
+        <w:rPr>
+          <w:b/>
+        </w:rPr>
+        <w:t>Ce am presupus între timp:</w:t>
+      </w:r>
+      <w:r>
+        <w:t xml:space="preserve"> Am formulat C-38 pe casierie, cum spun notițele, dar cu semnalul „casierie deschisă special ca să se multiplice plafonul” trecut la SUSPECT — pentru că intenția se vede, indiferent cum e textul. De confirmat art. 4 din Legea 70/2015 în forma în vigoare.</w:t>
+      </w:r>
+    </w:p>
+    <w:p>
+      <w:pPr>
+        <w:jc w:val="both"/>
+      </w:pPr>
+      <w:r>
+        <w:rPr>
+          <w:b/>
+        </w:rPr>
+        <w:t>❓ Ce document susține compensarea 4091 ↔ 419 la același partener, și de la ce prag trebuie făcută prin sistemul reglementat?</w:t>
+      </w:r>
+    </w:p>
+    <w:p>
+      <w:pPr>
+        <w:jc w:val="both"/>
+      </w:pPr>
+      <w:r>
+        <w:rPr>
+          <w:i/>
+        </w:rPr>
+        <w:t>Gestiuni, bonuri de consum și compensări · training 28.08.2026, punctul 4</w:t>
+      </w:r>
+    </w:p>
+    <w:p>
+      <w:pPr>
+        <w:jc w:val="both"/>
+      </w:pPr>
+      <w:r>
+        <w:t>Notițele scriu doar „4091 - 419 &lt;=&gt; să faci compensări ulterior”, cu mențiunea „de analizat” adresată mie.</w:t>
+      </w:r>
+    </w:p>
+    <w:p>
+      <w:pPr>
+        <w:jc w:val="both"/>
+      </w:pPr>
+      <w:r>
+        <w:rPr>
+          <w:b/>
+        </w:rPr>
+        <w:t>Ce am presupus între timp:</w:t>
+      </w:r>
+      <w:r>
+        <w:t xml:space="preserve"> Analiza e în documentul de control, §9.4: compensarea e posibilă, dar cere acord scris între părți, iar TVA-ul NU se compensează odată cu avansurile — regularizarea lui se face la facturile finale, prin stornarea fiecărui avans în parte. N-am scris flux, pentru că starea inițială depinde de răspuns.</w:t>
       </w:r>
     </w:p>
     <w:p>

--- a/dist/control-documente-numerar.docx
+++ b/dist/control-documente-numerar.docx
@@ -2875,7 +2875,815 @@
         <w:pStyle w:val="Heading2"/>
       </w:pPr>
       <w:r>
-        <w:t>9. Casa și plafoanele de numerar</w:t>
+        <w:t>9. Ce e deja în sistem</w:t>
+      </w:r>
+    </w:p>
+    <w:p>
+      <w:pPr>
+        <w:jc w:val="both"/>
+      </w:pPr>
+      <w:r>
+        <w:t>Primul pas al revizuirii, înaintea oricărei linii de material nou: fiecare temă din</w:t>
+      </w:r>
+    </w:p>
+    <w:p>
+      <w:pPr>
+        <w:jc w:val="both"/>
+      </w:pPr>
+      <w:r>
+        <w:t>notițe se pune lângă fluxul, modulul sau corelația care o acoperă deja. Ce rămâne e</w:t>
+      </w:r>
+    </w:p>
+    <w:p>
+      <w:pPr>
+        <w:jc w:val="both"/>
+      </w:pPr>
+      <w:r>
+        <w:t xml:space="preserve">material nou; restul e </w:t>
+      </w:r>
+      <w:r>
+        <w:rPr>
+          <w:b/>
+        </w:rPr>
+        <w:t>adâncire</w:t>
+      </w:r>
+      <w:r>
+        <w:t>, și se scrie ca adâncire — cu trimitere la ce</w:t>
+      </w:r>
+    </w:p>
+    <w:p>
+      <w:pPr>
+        <w:jc w:val="both"/>
+      </w:pPr>
+      <w:r>
+        <w:t>adâncește.</w:t>
+      </w:r>
+    </w:p>
+    <w:tbl>
+      <w:tblPr>
+        <w:tblStyle w:val="LightGrid-Accent1"/>
+        <w:tblW w:type="auto" w:w="0"/>
+        <w:tblLook w:firstColumn="1" w:firstRow="1" w:lastColumn="0" w:lastRow="0" w:noHBand="0" w:noVBand="1" w:val="04A0"/>
+      </w:tblPr>
+      <w:tblGrid>
+        <w:gridCol w:w="4320"/>
+        <w:gridCol w:w="4320"/>
+      </w:tblGrid>
+      <w:tr>
+        <w:tc>
+          <w:tcPr>
+            <w:tcW w:type="dxa" w:w="4320"/>
+          </w:tcPr>
+          <w:p>
+            <w:pPr>
+              <w:spacing w:after="40"/>
+            </w:pPr>
+            <w:r>
+              <w:rPr>
+                <w:b/>
+                <w:sz w:val="18"/>
+              </w:rPr>
+            </w:r>
+            <w:r>
+              <w:rPr>
+                <w:b/>
+                <w:sz w:val="18"/>
+              </w:rPr>
+              <w:t>Tema din notițe</w:t>
+            </w:r>
+          </w:p>
+        </w:tc>
+        <w:tc>
+          <w:tcPr>
+            <w:tcW w:type="dxa" w:w="4320"/>
+          </w:tcPr>
+          <w:p>
+            <w:pPr>
+              <w:spacing w:after="40"/>
+            </w:pPr>
+            <w:r>
+              <w:rPr>
+                <w:b/>
+                <w:sz w:val="18"/>
+              </w:rPr>
+            </w:r>
+            <w:r>
+              <w:rPr>
+                <w:b/>
+                <w:sz w:val="18"/>
+              </w:rPr>
+              <w:t>Ce o acoperă deja</w:t>
+            </w:r>
+          </w:p>
+        </w:tc>
+      </w:tr>
+      <w:tr>
+        <w:tc>
+          <w:tcPr>
+            <w:tcW w:type="dxa" w:w="4320"/>
+          </w:tcPr>
+          <w:p>
+            <w:pPr>
+              <w:spacing w:after="40"/>
+            </w:pPr>
+            <w:r>
+              <w:rPr>
+                <w:sz w:val="18"/>
+              </w:rPr>
+            </w:r>
+            <w:r>
+              <w:rPr>
+                <w:sz w:val="18"/>
+              </w:rPr>
+              <w:t xml:space="preserve">Taxare inversă internă, </w:t>
+            </w:r>
+            <w:r>
+              <w:rPr>
+                <w:rFonts w:ascii="Consolas" w:hAnsi="Consolas"/>
+                <w:color w:val="1F4E79"/>
+                <w:sz w:val="18"/>
+              </w:rPr>
+              <w:t>4426 = 4427</w:t>
+            </w:r>
+          </w:p>
+        </w:tc>
+        <w:tc>
+          <w:tcPr>
+            <w:tcW w:type="dxa" w:w="4320"/>
+          </w:tcPr>
+          <w:p>
+            <w:pPr>
+              <w:spacing w:after="40"/>
+            </w:pPr>
+            <w:r>
+              <w:rPr>
+                <w:sz w:val="18"/>
+              </w:rPr>
+            </w:r>
+            <w:r>
+              <w:rPr>
+                <w:sz w:val="18"/>
+              </w:rPr>
+              <w:t>F-402, MOD_TAXARE_INVERSA</w:t>
+            </w:r>
+          </w:p>
+        </w:tc>
+      </w:tr>
+      <w:tr>
+        <w:tc>
+          <w:tcPr>
+            <w:tcW w:type="dxa" w:w="4320"/>
+          </w:tcPr>
+          <w:p>
+            <w:pPr>
+              <w:spacing w:after="40"/>
+            </w:pPr>
+            <w:r>
+              <w:rPr>
+                <w:sz w:val="18"/>
+              </w:rPr>
+            </w:r>
+            <w:r>
+              <w:rPr>
+                <w:sz w:val="18"/>
+              </w:rPr>
+              <w:t>Taxare inversă intracomunitară</w:t>
+            </w:r>
+          </w:p>
+        </w:tc>
+        <w:tc>
+          <w:tcPr>
+            <w:tcW w:type="dxa" w:w="4320"/>
+          </w:tcPr>
+          <w:p>
+            <w:pPr>
+              <w:spacing w:after="40"/>
+            </w:pPr>
+            <w:r>
+              <w:rPr>
+                <w:sz w:val="18"/>
+              </w:rPr>
+            </w:r>
+            <w:r>
+              <w:rPr>
+                <w:sz w:val="18"/>
+              </w:rPr>
+              <w:t>F-303, MOD_TAXARE_INVERSA</w:t>
+            </w:r>
+          </w:p>
+        </w:tc>
+      </w:tr>
+      <w:tr>
+        <w:tc>
+          <w:tcPr>
+            <w:tcW w:type="dxa" w:w="4320"/>
+          </w:tcPr>
+          <w:p>
+            <w:pPr>
+              <w:spacing w:after="40"/>
+            </w:pPr>
+            <w:r>
+              <w:rPr>
+                <w:sz w:val="18"/>
+              </w:rPr>
+            </w:r>
+            <w:r>
+              <w:rPr>
+                <w:sz w:val="18"/>
+              </w:rPr>
+              <w:t>Codul de operațiune din nomenclatorul D394</w:t>
+            </w:r>
+          </w:p>
+        </w:tc>
+        <w:tc>
+          <w:tcPr>
+            <w:tcW w:type="dxa" w:w="4320"/>
+          </w:tcPr>
+          <w:p>
+            <w:pPr>
+              <w:spacing w:after="40"/>
+            </w:pPr>
+            <w:r>
+              <w:rPr>
+                <w:sz w:val="18"/>
+              </w:rPr>
+            </w:r>
+            <w:r>
+              <w:rPr>
+                <w:b/>
+                <w:sz w:val="18"/>
+              </w:rPr>
+              <w:t>F-203</w:t>
+            </w:r>
+            <w:r>
+              <w:rPr>
+                <w:sz w:val="18"/>
+              </w:rPr>
+              <w:t xml:space="preserve"> — cod 27 la clădiri</w:t>
+            </w:r>
+          </w:p>
+        </w:tc>
+      </w:tr>
+      <w:tr>
+        <w:tc>
+          <w:tcPr>
+            <w:tcW w:type="dxa" w:w="4320"/>
+          </w:tcPr>
+          <w:p>
+            <w:pPr>
+              <w:spacing w:after="40"/>
+            </w:pPr>
+            <w:r>
+              <w:rPr>
+                <w:sz w:val="18"/>
+              </w:rPr>
+            </w:r>
+            <w:r>
+              <w:rPr>
+                <w:sz w:val="18"/>
+              </w:rPr>
+              <w:t>Închiderea lunară de TVA</w:t>
+            </w:r>
+          </w:p>
+        </w:tc>
+        <w:tc>
+          <w:tcPr>
+            <w:tcW w:type="dxa" w:w="4320"/>
+          </w:tcPr>
+          <w:p>
+            <w:pPr>
+              <w:spacing w:after="40"/>
+            </w:pPr>
+            <w:r>
+              <w:rPr>
+                <w:sz w:val="18"/>
+              </w:rPr>
+            </w:r>
+            <w:r>
+              <w:rPr>
+                <w:sz w:val="18"/>
+              </w:rPr>
+              <w:t>F-405, MOD_INCHIDERE_TVA</w:t>
+            </w:r>
+          </w:p>
+        </w:tc>
+      </w:tr>
+      <w:tr>
+        <w:tc>
+          <w:tcPr>
+            <w:tcW w:type="dxa" w:w="4320"/>
+          </w:tcPr>
+          <w:p>
+            <w:pPr>
+              <w:spacing w:after="40"/>
+            </w:pPr>
+            <w:r>
+              <w:rPr>
+                <w:sz w:val="18"/>
+              </w:rPr>
+            </w:r>
+            <w:r>
+              <w:rPr>
+                <w:sz w:val="18"/>
+              </w:rPr>
+              <w:t>Decontul de TVA ↔ soldul din balanță</w:t>
+            </w:r>
+          </w:p>
+        </w:tc>
+        <w:tc>
+          <w:tcPr>
+            <w:tcW w:type="dxa" w:w="4320"/>
+          </w:tcPr>
+          <w:p>
+            <w:pPr>
+              <w:spacing w:after="40"/>
+            </w:pPr>
+            <w:r>
+              <w:rPr>
+                <w:sz w:val="18"/>
+              </w:rPr>
+            </w:r>
+            <w:r>
+              <w:rPr>
+                <w:sz w:val="18"/>
+              </w:rPr>
+              <w:t>C-29, MOD_INCHIDERE_LUNARA (blocul V4)</w:t>
+            </w:r>
+          </w:p>
+        </w:tc>
+      </w:tr>
+      <w:tr>
+        <w:tc>
+          <w:tcPr>
+            <w:tcW w:type="dxa" w:w="4320"/>
+          </w:tcPr>
+          <w:p>
+            <w:pPr>
+              <w:spacing w:after="40"/>
+            </w:pPr>
+            <w:r>
+              <w:rPr>
+                <w:sz w:val="18"/>
+              </w:rPr>
+            </w:r>
+            <w:r>
+              <w:rPr>
+                <w:sz w:val="18"/>
+              </w:rPr>
+              <w:t>Sumă neidentificată din extras → 473</w:t>
+            </w:r>
+          </w:p>
+        </w:tc>
+        <w:tc>
+          <w:tcPr>
+            <w:tcW w:type="dxa" w:w="4320"/>
+          </w:tcPr>
+          <w:p>
+            <w:pPr>
+              <w:spacing w:after="40"/>
+            </w:pPr>
+            <w:r>
+              <w:rPr>
+                <w:sz w:val="18"/>
+              </w:rPr>
+            </w:r>
+            <w:r>
+              <w:rPr>
+                <w:sz w:val="18"/>
+              </w:rPr>
+              <w:t>F-411, MOD_INTERMEDIAR</w:t>
+            </w:r>
+          </w:p>
+        </w:tc>
+      </w:tr>
+      <w:tr>
+        <w:tc>
+          <w:tcPr>
+            <w:tcW w:type="dxa" w:w="4320"/>
+          </w:tcPr>
+          <w:p>
+            <w:pPr>
+              <w:spacing w:after="40"/>
+            </w:pPr>
+            <w:r>
+              <w:rPr>
+                <w:sz w:val="18"/>
+              </w:rPr>
+            </w:r>
+            <w:r>
+              <w:rPr>
+                <w:sz w:val="18"/>
+              </w:rPr>
+              <w:t>Viramente interne 581</w:t>
+            </w:r>
+          </w:p>
+        </w:tc>
+        <w:tc>
+          <w:tcPr>
+            <w:tcW w:type="dxa" w:w="4320"/>
+          </w:tcPr>
+          <w:p>
+            <w:pPr>
+              <w:spacing w:after="40"/>
+            </w:pPr>
+            <w:r>
+              <w:rPr>
+                <w:sz w:val="18"/>
+              </w:rPr>
+            </w:r>
+            <w:r>
+              <w:rPr>
+                <w:sz w:val="18"/>
+              </w:rPr>
+              <w:t>F-501, MOD_INTERMEDIAR</w:t>
+            </w:r>
+          </w:p>
+        </w:tc>
+      </w:tr>
+      <w:tr>
+        <w:tc>
+          <w:tcPr>
+            <w:tcW w:type="dxa" w:w="4320"/>
+          </w:tcPr>
+          <w:p>
+            <w:pPr>
+              <w:spacing w:after="40"/>
+            </w:pPr>
+            <w:r>
+              <w:rPr>
+                <w:sz w:val="18"/>
+              </w:rPr>
+            </w:r>
+            <w:r>
+              <w:rPr>
+                <w:sz w:val="18"/>
+              </w:rPr>
+              <w:t>Avansuri de trezorerie 542</w:t>
+            </w:r>
+          </w:p>
+        </w:tc>
+        <w:tc>
+          <w:tcPr>
+            <w:tcW w:type="dxa" w:w="4320"/>
+          </w:tcPr>
+          <w:p>
+            <w:pPr>
+              <w:spacing w:after="40"/>
+            </w:pPr>
+            <w:r>
+              <w:rPr>
+                <w:sz w:val="18"/>
+              </w:rPr>
+            </w:r>
+            <w:r>
+              <w:rPr>
+                <w:sz w:val="18"/>
+              </w:rPr>
+              <w:t>F-502, MOD_DECONT</w:t>
+            </w:r>
+          </w:p>
+        </w:tc>
+      </w:tr>
+      <w:tr>
+        <w:tc>
+          <w:tcPr>
+            <w:tcW w:type="dxa" w:w="4320"/>
+          </w:tcPr>
+          <w:p>
+            <w:pPr>
+              <w:spacing w:after="40"/>
+            </w:pPr>
+            <w:r>
+              <w:rPr>
+                <w:sz w:val="18"/>
+              </w:rPr>
+            </w:r>
+            <w:r>
+              <w:rPr>
+                <w:sz w:val="18"/>
+              </w:rPr>
+              <w:t>Reevaluarea lunară a valutei</w:t>
+            </w:r>
+          </w:p>
+        </w:tc>
+        <w:tc>
+          <w:tcPr>
+            <w:tcW w:type="dxa" w:w="4320"/>
+          </w:tcPr>
+          <w:p>
+            <w:pPr>
+              <w:spacing w:after="40"/>
+            </w:pPr>
+            <w:r>
+              <w:rPr>
+                <w:sz w:val="18"/>
+              </w:rPr>
+            </w:r>
+            <w:r>
+              <w:rPr>
+                <w:sz w:val="18"/>
+              </w:rPr>
+              <w:t>F-107, MOD_CREDIT_VALUTA</w:t>
+            </w:r>
+          </w:p>
+        </w:tc>
+      </w:tr>
+      <w:tr>
+        <w:tc>
+          <w:tcPr>
+            <w:tcW w:type="dxa" w:w="4320"/>
+          </w:tcPr>
+          <w:p>
+            <w:pPr>
+              <w:spacing w:after="40"/>
+            </w:pPr>
+            <w:r>
+              <w:rPr>
+                <w:sz w:val="18"/>
+              </w:rPr>
+            </w:r>
+            <w:r>
+              <w:rPr>
+                <w:sz w:val="18"/>
+              </w:rPr>
+              <w:t xml:space="preserve">Obiecte de inventar </w:t>
+            </w:r>
+            <w:r>
+              <w:rPr>
+                <w:rFonts w:ascii="Consolas" w:hAnsi="Consolas"/>
+                <w:color w:val="1F4E79"/>
+                <w:sz w:val="18"/>
+              </w:rPr>
+              <w:t>603 ↔ 303</w:t>
+            </w:r>
+            <w:r>
+              <w:rPr>
+                <w:sz w:val="18"/>
+              </w:rPr>
+              <w:t xml:space="preserve"> + 8035</w:t>
+            </w:r>
+          </w:p>
+        </w:tc>
+        <w:tc>
+          <w:tcPr>
+            <w:tcW w:type="dxa" w:w="4320"/>
+          </w:tcPr>
+          <w:p>
+            <w:pPr>
+              <w:spacing w:after="40"/>
+            </w:pPr>
+            <w:r>
+              <w:rPr>
+                <w:sz w:val="18"/>
+              </w:rPr>
+            </w:r>
+            <w:r>
+              <w:rPr>
+                <w:sz w:val="18"/>
+              </w:rPr>
+              <w:t>F-305, F-802</w:t>
+            </w:r>
+          </w:p>
+        </w:tc>
+      </w:tr>
+      <w:tr>
+        <w:tc>
+          <w:tcPr>
+            <w:tcW w:type="dxa" w:w="4320"/>
+          </w:tcPr>
+          <w:p>
+            <w:pPr>
+              <w:spacing w:after="40"/>
+            </w:pPr>
+            <w:r>
+              <w:rPr>
+                <w:sz w:val="18"/>
+              </w:rPr>
+            </w:r>
+            <w:r>
+              <w:rPr>
+                <w:sz w:val="18"/>
+              </w:rPr>
+              <w:t xml:space="preserve">Reduceri comerciale ulterioare </w:t>
+            </w:r>
+            <w:r>
+              <w:rPr>
+                <w:rFonts w:ascii="Consolas" w:hAnsi="Consolas"/>
+                <w:color w:val="1F4E79"/>
+                <w:sz w:val="18"/>
+              </w:rPr>
+              <w:t>609 / 709</w:t>
+            </w:r>
+          </w:p>
+        </w:tc>
+        <w:tc>
+          <w:tcPr>
+            <w:tcW w:type="dxa" w:w="4320"/>
+          </w:tcPr>
+          <w:p>
+            <w:pPr>
+              <w:spacing w:after="40"/>
+            </w:pPr>
+            <w:r>
+              <w:rPr>
+                <w:sz w:val="18"/>
+              </w:rPr>
+            </w:r>
+            <w:r>
+              <w:rPr>
+                <w:sz w:val="18"/>
+              </w:rPr>
+              <w:t>F-409</w:t>
+            </w:r>
+          </w:p>
+        </w:tc>
+      </w:tr>
+      <w:tr>
+        <w:tc>
+          <w:tcPr>
+            <w:tcW w:type="dxa" w:w="4320"/>
+          </w:tcPr>
+          <w:p>
+            <w:pPr>
+              <w:spacing w:after="40"/>
+            </w:pPr>
+            <w:r>
+              <w:rPr>
+                <w:sz w:val="18"/>
+              </w:rPr>
+            </w:r>
+            <w:r>
+              <w:rPr>
+                <w:sz w:val="18"/>
+              </w:rPr>
+              <w:t>Control analitic ↔ sintetic la imobilizări</w:t>
+            </w:r>
+          </w:p>
+        </w:tc>
+        <w:tc>
+          <w:tcPr>
+            <w:tcW w:type="dxa" w:w="4320"/>
+          </w:tcPr>
+          <w:p>
+            <w:pPr>
+              <w:spacing w:after="40"/>
+            </w:pPr>
+            <w:r>
+              <w:rPr>
+                <w:sz w:val="18"/>
+              </w:rPr>
+            </w:r>
+            <w:r>
+              <w:rPr>
+                <w:sz w:val="18"/>
+              </w:rPr>
+              <w:t>F-214, C-15</w:t>
+            </w:r>
+          </w:p>
+        </w:tc>
+      </w:tr>
+      <w:tr>
+        <w:tc>
+          <w:tcPr>
+            <w:tcW w:type="dxa" w:w="4320"/>
+          </w:tcPr>
+          <w:p>
+            <w:pPr>
+              <w:spacing w:after="40"/>
+            </w:pPr>
+            <w:r>
+              <w:rPr>
+                <w:sz w:val="18"/>
+              </w:rPr>
+            </w:r>
+            <w:r>
+              <w:rPr>
+                <w:sz w:val="18"/>
+              </w:rPr>
+              <w:t>Sold contrar naturii contului</w:t>
+            </w:r>
+          </w:p>
+        </w:tc>
+        <w:tc>
+          <w:tcPr>
+            <w:tcW w:type="dxa" w:w="4320"/>
+          </w:tcPr>
+          <w:p>
+            <w:pPr>
+              <w:spacing w:after="40"/>
+            </w:pPr>
+            <w:r>
+              <w:rPr>
+                <w:sz w:val="18"/>
+              </w:rPr>
+            </w:r>
+            <w:r>
+              <w:rPr>
+                <w:sz w:val="18"/>
+              </w:rPr>
+              <w:t>C-23</w:t>
+            </w:r>
+          </w:p>
+        </w:tc>
+      </w:tr>
+    </w:tbl>
+    <w:p/>
+    <w:p>
+      <w:pPr>
+        <w:jc w:val="both"/>
+      </w:pPr>
+      <w:r>
+        <w:t xml:space="preserve">⚠️ Rândul cu </w:t>
+      </w:r>
+      <w:r>
+        <w:rPr>
+          <w:b/>
+        </w:rPr>
+        <w:t>codul D394</w:t>
+      </w:r>
+      <w:r>
+        <w:t xml:space="preserve"> e cel care justifică tot tabelul. La prima revizuire a</w:t>
+      </w:r>
+    </w:p>
+    <w:p>
+      <w:pPr>
+        <w:jc w:val="both"/>
+      </w:pPr>
+      <w:r>
+        <w:t>notițelor ăstora, mecanismul „fără cod, declarația nu recunoaște operațiunea” a fost</w:t>
+      </w:r>
+    </w:p>
+    <w:p>
+      <w:pPr>
+        <w:jc w:val="both"/>
+      </w:pPr>
+      <w:r>
+        <w:t>scris ca material nou. Nu era: e pasul revelator al lui F-203, scris cu cinci</w:t>
+      </w:r>
+    </w:p>
+    <w:p>
+      <w:pPr>
+        <w:jc w:val="both"/>
+      </w:pPr>
+      <w:r>
+        <w:t>traininguri în urmă, cu exemplul codului 27 la clădiri. Duplicarea s-a descoperit abia</w:t>
+      </w:r>
+    </w:p>
+    <w:p>
+      <w:pPr>
+        <w:jc w:val="both"/>
+      </w:pPr>
+      <w:r>
+        <w:t>la comparația cu o a doua revizuire.</w:t>
+      </w:r>
+    </w:p>
+    <w:p>
+      <w:pPr>
+        <w:jc w:val="both"/>
+      </w:pPr>
+      <w:r>
+        <w:t xml:space="preserve">➕ Ce rămâne </w:t>
+      </w:r>
+      <w:r>
+        <w:rPr>
+          <w:b/>
+        </w:rPr>
+        <w:t>cu adevărat nou</w:t>
+      </w:r>
+      <w:r>
+        <w:t xml:space="preserve"> după tabel: scontarea (5114, 667), liniile de credit</w:t>
+      </w:r>
+    </w:p>
+    <w:p>
+      <w:pPr>
+        <w:jc w:val="both"/>
+      </w:pPr>
+      <w:r>
+        <w:t>(5191), dobânzile pe 5186/5187, plafonul de sold al casei, tichetele ca stoc de</w:t>
+      </w:r>
+    </w:p>
+    <w:p>
+      <w:pPr>
+        <w:jc w:val="both"/>
+      </w:pPr>
+      <w:r>
+        <w:t>trezorerie (5328), perechile clasă 6 ↔ clasă 3, și verificarea analitic ↔ sintetic ca</w:t>
+      </w:r>
+    </w:p>
+    <w:p>
+      <w:pPr>
+        <w:jc w:val="both"/>
+      </w:pPr>
+      <w:r>
+        <w:t>procedură generală.</w:t>
+      </w:r>
+    </w:p>
+    <w:p>
+      <w:pPr>
+        <w:pStyle w:val="Heading2"/>
+      </w:pPr>
+      <w:r>
+        <w:t>10. Casa și plafoanele de numerar</w:t>
       </w:r>
     </w:p>
     <w:p>
@@ -2883,7 +3691,7 @@
         <w:pStyle w:val="Heading3"/>
       </w:pPr>
       <w:r>
-        <w:t>9.1 Plafonul soldului de casă</w:t>
+        <w:t>10.1 Plafonul soldului de casă</w:t>
       </w:r>
     </w:p>
     <w:p>
@@ -2990,7 +3798,98 @@
         <w:jc w:val="both"/>
       </w:pPr>
       <w:r>
-        <w:t>și dacă practica clientului rezistă la control.</w:t>
+        <w:t>și dacă practica clientului rezistă la control — mai ales pentru un punct de lucru fără</w:t>
+      </w:r>
+    </w:p>
+    <w:p>
+      <w:pPr>
+        <w:jc w:val="both"/>
+      </w:pPr>
+      <w:r>
+        <w:t>activitate reală de încasări.</w:t>
+      </w:r>
+    </w:p>
+    <w:p>
+      <w:pPr>
+        <w:jc w:val="both"/>
+      </w:pPr>
+      <w:r>
+        <w:t xml:space="preserve">❓ </w:t>
+      </w:r>
+      <w:r>
+        <w:rPr>
+          <w:b/>
+        </w:rPr>
+        <w:t>Plafon separat la magazinele mari?</w:t>
+      </w:r>
+      <w:r>
+        <w:t xml:space="preserve"> O a doua lectură a acelorași notițe indică un</w:t>
+      </w:r>
+    </w:p>
+    <w:p>
+      <w:pPr>
+        <w:jc w:val="both"/>
+      </w:pPr>
+      <w:r>
+        <w:t xml:space="preserve">plafon de </w:t>
+      </w:r>
+      <w:r>
+        <w:rPr>
+          <w:b/>
+        </w:rPr>
+        <w:t>500.000 lei</w:t>
+      </w:r>
+      <w:r>
+        <w:t xml:space="preserve"> pentru magazinele de tip cash &amp; carry, supermagazine și</w:t>
+      </w:r>
+    </w:p>
+    <w:p>
+      <w:pPr>
+        <w:jc w:val="both"/>
+      </w:pPr>
+      <w:r>
+        <w:t>hipermagazine, în locul celui de 50.000. Cifra e plauzibilă — un hipermarket depășește</w:t>
+      </w:r>
+    </w:p>
+    <w:p>
+      <w:pPr>
+        <w:jc w:val="both"/>
+      </w:pPr>
+      <w:r>
+        <w:t>50.000 lei într-o oră de vârf, iar depunerea zilnică a excedentului ar fi impracticabilă —</w:t>
+      </w:r>
+    </w:p>
+    <w:p>
+      <w:pPr>
+        <w:jc w:val="both"/>
+      </w:pPr>
+      <w:r>
+        <w:t xml:space="preserve">dar </w:t>
+      </w:r>
+      <w:r>
+        <w:rPr>
+          <w:b/>
+        </w:rPr>
+        <w:t>nu era în notițele de la curs și n-am putut-o confirma pe textul legii</w:t>
+      </w:r>
+      <w:r>
+        <w:t>. Rămâne</w:t>
+      </w:r>
+    </w:p>
+    <w:p>
+      <w:pPr>
+        <w:jc w:val="both"/>
+      </w:pPr>
+      <w:r>
+        <w:t>întrebare, nu afirmație: dacă se confirmă, C-38 are nevoie de un al doilea prag, după</w:t>
+      </w:r>
+    </w:p>
+    <w:p>
+      <w:pPr>
+        <w:jc w:val="both"/>
+      </w:pPr>
+      <w:r>
+        <w:t>tipul unității.</w:t>
       </w:r>
     </w:p>
     <w:p>
@@ -2998,7 +3897,7 @@
         <w:pStyle w:val="Heading3"/>
       </w:pPr>
       <w:r>
-        <w:t>9.2 Ce plăți sunt plafonate și ce plăți nu</w:t>
+        <w:t>10.2 Ce plăți sunt plafonate și ce plăți nu</w:t>
       </w:r>
     </w:p>
     <w:p>
@@ -3042,37 +3941,272 @@
         <w:t>Cu plafon:</w:t>
       </w:r>
     </w:p>
-    <w:p>
-      <w:pPr>
-        <w:pStyle w:val="ListBullet"/>
-      </w:pPr>
-      <w:r>
-        <w:t>5.000 lei către persoane juridice</w:t>
-      </w:r>
-    </w:p>
-    <w:p>
-      <w:pPr>
-        <w:pStyle w:val="ListBullet"/>
-      </w:pPr>
-      <w:r>
-        <w:t>10.000 lei în relația cu persoane fizice</w:t>
-      </w:r>
-    </w:p>
+    <w:tbl>
+      <w:tblPr>
+        <w:tblStyle w:val="LightGrid-Accent1"/>
+        <w:tblW w:type="auto" w:w="0"/>
+        <w:tblLook w:firstColumn="1" w:firstRow="1" w:lastColumn="0" w:lastRow="0" w:noHBand="0" w:noVBand="1" w:val="04A0"/>
+      </w:tblPr>
+      <w:tblGrid>
+        <w:gridCol w:w="4320"/>
+        <w:gridCol w:w="4320"/>
+      </w:tblGrid>
+      <w:tr>
+        <w:tc>
+          <w:tcPr>
+            <w:tcW w:type="dxa" w:w="4320"/>
+          </w:tcPr>
+          <w:p>
+            <w:pPr>
+              <w:spacing w:after="40"/>
+            </w:pPr>
+            <w:r>
+              <w:rPr>
+                <w:b/>
+                <w:sz w:val="18"/>
+              </w:rPr>
+            </w:r>
+            <w:r>
+              <w:rPr>
+                <w:b/>
+                <w:sz w:val="18"/>
+              </w:rPr>
+              <w:t>Operațiunea</w:t>
+            </w:r>
+          </w:p>
+        </w:tc>
+        <w:tc>
+          <w:tcPr>
+            <w:tcW w:type="dxa" w:w="4320"/>
+          </w:tcPr>
+          <w:p>
+            <w:pPr>
+              <w:spacing w:after="40"/>
+            </w:pPr>
+            <w:r>
+              <w:rPr>
+                <w:b/>
+                <w:sz w:val="18"/>
+              </w:rPr>
+            </w:r>
+            <w:r>
+              <w:rPr>
+                <w:b/>
+                <w:sz w:val="18"/>
+              </w:rPr>
+              <w:t>Plafonul</w:t>
+            </w:r>
+          </w:p>
+        </w:tc>
+      </w:tr>
+      <w:tr>
+        <w:tc>
+          <w:tcPr>
+            <w:tcW w:type="dxa" w:w="4320"/>
+          </w:tcPr>
+          <w:p>
+            <w:pPr>
+              <w:spacing w:after="40"/>
+            </w:pPr>
+            <w:r>
+              <w:rPr>
+                <w:sz w:val="18"/>
+              </w:rPr>
+            </w:r>
+            <w:r>
+              <w:rPr>
+                <w:sz w:val="18"/>
+              </w:rPr>
+              <w:t>Încasări de la o persoană juridică</w:t>
+            </w:r>
+          </w:p>
+        </w:tc>
+        <w:tc>
+          <w:tcPr>
+            <w:tcW w:type="dxa" w:w="4320"/>
+          </w:tcPr>
+          <w:p>
+            <w:pPr>
+              <w:spacing w:after="40"/>
+            </w:pPr>
+            <w:r>
+              <w:rPr>
+                <w:sz w:val="18"/>
+              </w:rPr>
+            </w:r>
+            <w:r>
+              <w:rPr>
+                <w:sz w:val="18"/>
+              </w:rPr>
+              <w:t>5.000 lei / persoană / zi</w:t>
+            </w:r>
+          </w:p>
+        </w:tc>
+      </w:tr>
+      <w:tr>
+        <w:tc>
+          <w:tcPr>
+            <w:tcW w:type="dxa" w:w="4320"/>
+          </w:tcPr>
+          <w:p>
+            <w:pPr>
+              <w:spacing w:after="40"/>
+            </w:pPr>
+            <w:r>
+              <w:rPr>
+                <w:sz w:val="18"/>
+              </w:rPr>
+            </w:r>
+            <w:r>
+              <w:rPr>
+                <w:sz w:val="18"/>
+              </w:rPr>
+              <w:t>Plăți către o persoană juridică</w:t>
+            </w:r>
+          </w:p>
+        </w:tc>
+        <w:tc>
+          <w:tcPr>
+            <w:tcW w:type="dxa" w:w="4320"/>
+          </w:tcPr>
+          <w:p>
+            <w:pPr>
+              <w:spacing w:after="40"/>
+            </w:pPr>
+            <w:r>
+              <w:rPr>
+                <w:sz w:val="18"/>
+              </w:rPr>
+            </w:r>
+            <w:r>
+              <w:rPr>
+                <w:sz w:val="18"/>
+              </w:rPr>
+              <w:t xml:space="preserve">5.000 lei / persoană / zi, </w:t>
+            </w:r>
+            <w:r>
+              <w:rPr>
+                <w:b/>
+                <w:sz w:val="18"/>
+              </w:rPr>
+              <w:t>dar maximum 10.000 lei/zi în total</w:t>
+            </w:r>
+          </w:p>
+        </w:tc>
+      </w:tr>
+      <w:tr>
+        <w:tc>
+          <w:tcPr>
+            <w:tcW w:type="dxa" w:w="4320"/>
+          </w:tcPr>
+          <w:p>
+            <w:pPr>
+              <w:spacing w:after="40"/>
+            </w:pPr>
+            <w:r>
+              <w:rPr>
+                <w:sz w:val="18"/>
+              </w:rPr>
+            </w:r>
+            <w:r>
+              <w:rPr>
+                <w:sz w:val="18"/>
+              </w:rPr>
+              <w:t>Încasări și plăți față de o persoană fizică</w:t>
+            </w:r>
+          </w:p>
+        </w:tc>
+        <w:tc>
+          <w:tcPr>
+            <w:tcW w:type="dxa" w:w="4320"/>
+          </w:tcPr>
+          <w:p>
+            <w:pPr>
+              <w:spacing w:after="40"/>
+            </w:pPr>
+            <w:r>
+              <w:rPr>
+                <w:sz w:val="18"/>
+              </w:rPr>
+            </w:r>
+            <w:r>
+              <w:rPr>
+                <w:sz w:val="18"/>
+              </w:rPr>
+              <w:t>10.000 lei / persoană / zi</w:t>
+            </w:r>
+          </w:p>
+        </w:tc>
+      </w:tr>
+      <w:tr>
+        <w:tc>
+          <w:tcPr>
+            <w:tcW w:type="dxa" w:w="4320"/>
+          </w:tcPr>
+          <w:p>
+            <w:pPr>
+              <w:spacing w:after="40"/>
+            </w:pPr>
+            <w:r>
+              <w:rPr>
+                <w:sz w:val="18"/>
+              </w:rPr>
+            </w:r>
+            <w:r>
+              <w:rPr>
+                <w:sz w:val="18"/>
+              </w:rPr>
+              <w:t>Avansuri spre decontare (plăți din 542)</w:t>
+            </w:r>
+          </w:p>
+        </w:tc>
+        <w:tc>
+          <w:tcPr>
+            <w:tcW w:type="dxa" w:w="4320"/>
+          </w:tcPr>
+          <w:p>
+            <w:pPr>
+              <w:spacing w:after="40"/>
+            </w:pPr>
+            <w:r>
+              <w:rPr>
+                <w:sz w:val="18"/>
+              </w:rPr>
+            </w:r>
+            <w:r>
+              <w:rPr>
+                <w:sz w:val="18"/>
+              </w:rPr>
+              <w:t>5.000 lei / persoană</w:t>
+            </w:r>
+          </w:p>
+        </w:tc>
+      </w:tr>
+    </w:tbl>
+    <w:p/>
     <w:p>
       <w:pPr>
         <w:jc w:val="both"/>
       </w:pPr>
       <w:r>
-        <w:t xml:space="preserve">Aceleași limite se aplică </w:t>
+        <w:t>⚠️ Notița reține doar „5.000 la juridice, 10.000 la fizice”. Direcția e corectă, dar</w:t>
+      </w:r>
+    </w:p>
+    <w:p>
+      <w:pPr>
+        <w:jc w:val="both"/>
+      </w:pPr>
+      <w:r>
+        <w:t xml:space="preserve">plafonul pe persoană </w:t>
       </w:r>
       <w:r>
         <w:rPr>
           <w:b/>
         </w:rPr>
-        <w:t>în oglindă la încasări</w:t>
-      </w:r>
-      <w:r>
-        <w:t>.</w:t>
+        <w:t>nu e singurul</w:t>
+      </w:r>
+      <w:r>
+        <w:t>: la plățile către persoane juridice există și un</w:t>
       </w:r>
     </w:p>
     <w:p>
@@ -3080,6 +4214,22 @@
         <w:jc w:val="both"/>
       </w:pPr>
       <w:r>
+        <w:t>plafon TOTAL de 10.000 lei pe zi. Cinci furnizori × 5.000 lei într-o zi respectă primul</w:t>
+      </w:r>
+    </w:p>
+    <w:p>
+      <w:pPr>
+        <w:jc w:val="both"/>
+      </w:pPr>
+      <w:r>
+        <w:t>plafon și îl încalcă pe al doilea.</w:t>
+      </w:r>
+    </w:p>
+    <w:p>
+      <w:pPr>
+        <w:jc w:val="both"/>
+      </w:pPr>
+      <w:r>
         <w:t>➕ Plafoanele și interdicțiile complete — inclusiv interdicția totală a operațiunilor în</w:t>
       </w:r>
     </w:p>
@@ -3104,7 +4254,7 @@
         <w:pStyle w:val="Heading3"/>
       </w:pPr>
       <w:r>
-        <w:t>9.3 Plăți fragmentate și contractul cu plata în rate</w:t>
+        <w:t>10.3 Plăți fragmentate și contractul cu plata în rate</w:t>
       </w:r>
     </w:p>
     <w:p>
@@ -3195,7 +4345,7 @@
         <w:pStyle w:val="Heading2"/>
       </w:pPr>
       <w:r>
-        <w:t>10. Verificarea analitic ↔ sintetic</w:t>
+        <w:t>11. Verificarea analitic ↔ sintetic</w:t>
       </w:r>
     </w:p>
     <w:p>
@@ -3203,7 +4353,7 @@
         <w:pStyle w:val="Heading3"/>
       </w:pPr>
       <w:r>
-        <w:t>10.1 De ce se rupe</w:t>
+        <w:t>11.1 De ce se rupe</w:t>
       </w:r>
     </w:p>
     <w:p>
@@ -3244,7 +4394,7 @@
         <w:pStyle w:val="Heading3"/>
       </w:pPr>
       <w:r>
-        <w:t>10.2 Conturile la care se rupe cel mai des</w:t>
+        <w:t>11.2 Conturile la care se rupe cel mai des</w:t>
       </w:r>
     </w:p>
     <w:p>
@@ -3356,7 +4506,7 @@
         <w:pStyle w:val="Heading3"/>
       </w:pPr>
       <w:r>
-        <w:t>10.3 Sumele nealocate și contul 473</w:t>
+        <w:t>11.3 Sumele nealocate și contul 473</w:t>
       </w:r>
     </w:p>
     <w:p>
@@ -3436,7 +4586,7 @@
         <w:pStyle w:val="Heading3"/>
       </w:pPr>
       <w:r>
-        <w:t>10.4 Compensările 4091 ↔ 419</w:t>
+        <w:t>11.4 Compensările 4091 ↔ 419</w:t>
       </w:r>
     </w:p>
     <w:p>
@@ -3544,7 +4694,7 @@
         <w:pStyle w:val="Heading3"/>
       </w:pPr>
       <w:r>
-        <w:t>10.5 Preluarea unei balanțe în cursul anului</w:t>
+        <w:t>11.5 Preluarea unei balanțe în cursul anului</w:t>
       </w:r>
     </w:p>
     <w:p>
@@ -3676,7 +4826,7 @@
         <w:pStyle w:val="Heading3"/>
       </w:pPr>
       <w:r>
-        <w:t>10.6 Cele trei verificări din softul formatorului</w:t>
+        <w:t>11.6 Cele trei verificări din softul formatorului</w:t>
       </w:r>
     </w:p>
     <w:p>
@@ -4020,7 +5170,7 @@
         <w:pStyle w:val="Heading2"/>
       </w:pPr>
       <w:r>
-        <w:t>11. Ce s-a cerut pentru sesiunile următoare</w:t>
+        <w:t>12. Ce s-a cerut pentru sesiunile următoare</w:t>
       </w:r>
     </w:p>
     <w:p>

--- a/dist/control-documente-numerar.docx
+++ b/dist/control-documente-numerar.docx
@@ -5721,6 +5721,50 @@
         <w:rPr>
           <w:b/>
         </w:rPr>
+        <w:t>❓ Există un plafon de sold de casă separat, de 500.000 lei, pentru magazinele de tip cash &amp; carry, supermagazine și hipermagazine?</w:t>
+      </w:r>
+    </w:p>
+    <w:p>
+      <w:pPr>
+        <w:jc w:val="both"/>
+      </w:pPr>
+      <w:r>
+        <w:rPr>
+          <w:i/>
+        </w:rPr>
+        <w:t>Trezorerie — diferențe de curs și plafoane · training 28.08.2026, punctul 8</w:t>
+      </w:r>
+    </w:p>
+    <w:p>
+      <w:pPr>
+        <w:jc w:val="both"/>
+      </w:pPr>
+      <w:r>
+        <w:t>Nu era în notițele de la curs. O a doua revizuire a acelorași notițe îl afirmă, alături de plafonul general de 50.000 lei.</w:t>
+      </w:r>
+    </w:p>
+    <w:p>
+      <w:pPr>
+        <w:jc w:val="both"/>
+      </w:pPr>
+      <w:r>
+        <w:rPr>
+          <w:b/>
+        </w:rPr>
+        <w:t>Ce am presupus între timp:</w:t>
+      </w:r>
+      <w:r>
+        <w:t xml:space="preserve"> Cifra e plauzibilă: un hipermarket trece de 50.000 lei într-o oră de vârf, iar depunerea zilnică a excedentului ar fi impracticabilă. Dar plauzibil nu e verificat, iar eu n-am confirmat-o pe textul legii — deci C-38 a rămas cu un singur prag și cu întrebarea marcată.</w:t>
+      </w:r>
+    </w:p>
+    <w:p>
+      <w:pPr>
+        <w:jc w:val="both"/>
+      </w:pPr>
+      <w:r>
+        <w:rPr>
+          <w:b/>
+        </w:rPr>
         <w:t>❓ Plafonul de 50.000 lei la soldul de casă e per societate sau per casierie / punct de lucru?</w:t>
       </w:r>
     </w:p>
@@ -5755,6 +5799,50 @@
       </w:r>
       <w:r>
         <w:t xml:space="preserve"> Am formulat C-38 pe casierie, cum spun notițele, dar cu semnalul „casierie deschisă special ca să se multiplice plafonul” trecut la SUSPECT — pentru că intenția se vede, indiferent cum e textul. De confirmat art. 4 din Legea 70/2015 în forma în vigoare.</w:t>
+      </w:r>
+    </w:p>
+    <w:p>
+      <w:pPr>
+        <w:jc w:val="both"/>
+      </w:pPr>
+      <w:r>
+        <w:rPr>
+          <w:b/>
+        </w:rPr>
+        <w:t>❓ Ce documentație face diferența, la un control, între „rate contractuale” și fragmentarea unei plăți?</w:t>
+      </w:r>
+    </w:p>
+    <w:p>
+      <w:pPr>
+        <w:jc w:val="both"/>
+      </w:pPr>
+      <w:r>
+        <w:rPr>
+          <w:i/>
+        </w:rPr>
+        <w:t>Trezorerie — convenții de înregistrare · training 28.08.2026, punctul 6</w:t>
+      </w:r>
+    </w:p>
+    <w:p>
+      <w:pPr>
+        <w:jc w:val="both"/>
+      </w:pPr>
+      <w:r>
+        <w:t>Notițele spun că un contract cu plata în rate scoate operațiunea de sub acuzația de fragmentare: „am scadențar, am o dată fixă pe care încasez ratele”. Nu spun ce se prezintă efectiv.</w:t>
+      </w:r>
+    </w:p>
+    <w:p>
+      <w:pPr>
+        <w:jc w:val="both"/>
+      </w:pPr>
+      <w:r>
+        <w:rPr>
+          <w:b/>
+        </w:rPr>
+        <w:t>Ce am presupus între timp:</w:t>
+      </w:r>
+      <w:r>
+        <w:t xml:space="preserve"> Am scris în document că apărarea cade dacă ratele se încasează la alte date sau în alte sume decât scadențarul. Ce nu știu e dacă se cere contract cu dată certă, sau dacă e de ajuns unul sub semnătură privată.</w:t>
       </w:r>
     </w:p>
     <w:p>

--- a/dist/control-documente-numerar.docx
+++ b/dist/control-documente-numerar.docx
@@ -5317,10 +5317,10 @@
         <w:rPr>
           <w:b/>
         </w:rPr>
-        <w:t>Confuzia 5121 / 5311 / 5111.</w:t>
-      </w:r>
-      <w:r>
-        <w:t xml:space="preserve"> 5121 = bancă, 5311 = casa în lei, 5111 = </w:t>
+        <w:t>Confuzia 5121 / 5311 / 5112.</w:t>
+      </w:r>
+      <w:r>
+        <w:t xml:space="preserve"> 5121 = bancă, 5311 = casa în lei, 5112 = </w:t>
       </w:r>
       <w:r>
         <w:rPr>

--- a/dist/control-documente-numerar.docx
+++ b/dist/control-documente-numerar.docx
@@ -5677,7 +5677,7 @@
         <w:rPr>
           <w:b/>
         </w:rPr>
-        <w:t>❓ Care e plafonul legal al sumei care se poate imputa unui salariat pentru o pagubă produsă, și în ce ritm se poate reține din salariu?</w:t>
+        <w:t>❓ Sumele stabilite prin decizie de impunere pe TVA se înregistrează în 4423 cu analitic distinct, sau în 4481?</w:t>
       </w:r>
     </w:p>
     <w:p>
@@ -5688,7 +5688,7 @@
         <w:rPr>
           <w:i/>
         </w:rPr>
-        <w:t>Salarii — praguri și baze de calcul · training 26.08.2026, punctul 1</w:t>
+        <w:t>Acte de control — 4423 sau 4481 · training 26.08.2026, punctul 3</w:t>
       </w:r>
     </w:p>
     <w:p>
@@ -5696,7 +5696,7 @@
         <w:jc w:val="both"/>
       </w:pPr>
       <w:r>
-        <w:t>Notițele din 26.08 menționează un plafon „la nivelul a 5 salarii medii”, cu observația formatorului însuși: „de verificat suma”. Separat, notițele spun că imputația nu se poate face fără ca salariatul să fie informat și de acord — Codul muncii.</w:t>
+        <w:t>Cele două traininguri spun exact invers, la cinci zile distanță. 21.08: „se înregistrează în 4423 cu analitic distinct, tocmai ca să nu ajungă din greșeală în decontul lunii următoare”. 26.08: „nu mă duc prin 4423, pentru că denaturează rulajul curent — și mă duc prin 4481”.</w:t>
       </w:r>
     </w:p>
     <w:p>
@@ -5710,226 +5710,6 @@
         <w:t>Ce am presupus între timp:</w:t>
       </w:r>
       <w:r>
-        <w:t xml:space="preserve"> Am modelat imputația integrală, cu reținere într-o singură lună, pentru că exemplul din notițe e de 1.000 lei — sub orice plafon plauzibil. Pasul poartă ❓. De verificat art. 254 (răspunderea patrimonială) și art. 169 (reținerile din salariu) din Codul muncii.</w:t>
-      </w:r>
-    </w:p>
-    <w:p>
-      <w:pPr>
-        <w:jc w:val="both"/>
-      </w:pPr>
-      <w:r>
-        <w:rPr>
-          <w:b/>
-        </w:rPr>
-        <w:t>❓ Există un plafon de sold de casă separat, de 500.000 lei, pentru magazinele de tip cash &amp; carry, supermagazine și hipermagazine?</w:t>
-      </w:r>
-    </w:p>
-    <w:p>
-      <w:pPr>
-        <w:jc w:val="both"/>
-      </w:pPr>
-      <w:r>
-        <w:rPr>
-          <w:i/>
-        </w:rPr>
-        <w:t>Trezorerie — diferențe de curs și plafoane · training 28.08.2026, punctul 8</w:t>
-      </w:r>
-    </w:p>
-    <w:p>
-      <w:pPr>
-        <w:jc w:val="both"/>
-      </w:pPr>
-      <w:r>
-        <w:t>Nu era în notițele de la curs. O a doua revizuire a acelorași notițe îl afirmă, alături de plafonul general de 50.000 lei.</w:t>
-      </w:r>
-    </w:p>
-    <w:p>
-      <w:pPr>
-        <w:jc w:val="both"/>
-      </w:pPr>
-      <w:r>
-        <w:rPr>
-          <w:b/>
-        </w:rPr>
-        <w:t>Ce am presupus între timp:</w:t>
-      </w:r>
-      <w:r>
-        <w:t xml:space="preserve"> Cifra e plauzibilă: un hipermarket trece de 50.000 lei într-o oră de vârf, iar depunerea zilnică a excedentului ar fi impracticabilă. Dar plauzibil nu e verificat, iar eu n-am confirmat-o pe textul legii — deci C-38 a rămas cu un singur prag și cu întrebarea marcată.</w:t>
-      </w:r>
-    </w:p>
-    <w:p>
-      <w:pPr>
-        <w:jc w:val="both"/>
-      </w:pPr>
-      <w:r>
-        <w:rPr>
-          <w:b/>
-        </w:rPr>
-        <w:t>❓ Plafonul de 50.000 lei la soldul de casă e per societate sau per casierie / punct de lucru?</w:t>
-      </w:r>
-    </w:p>
-    <w:p>
-      <w:pPr>
-        <w:jc w:val="both"/>
-      </w:pPr>
-      <w:r>
-        <w:rPr>
-          <w:i/>
-        </w:rPr>
-        <w:t>Trezorerie — diferențe de curs și plafoane · training 28.08.2026, punctul 2</w:t>
-      </w:r>
-    </w:p>
-    <w:p>
-      <w:pPr>
-        <w:jc w:val="both"/>
-      </w:pPr>
-      <w:r>
-        <w:t>Notițele spun „50.000 lei pe fiecare punct de lucru” și povestesc un client care, aflând de plafon, „a mai făcut rost de o casierie cu 50.000 lei”. Notițele nu spun dacă practica aceea rezistă la control.</w:t>
-      </w:r>
-    </w:p>
-    <w:p>
-      <w:pPr>
-        <w:jc w:val="both"/>
-      </w:pPr>
-      <w:r>
-        <w:rPr>
-          <w:b/>
-        </w:rPr>
-        <w:t>Ce am presupus între timp:</w:t>
-      </w:r>
-      <w:r>
-        <w:t xml:space="preserve"> Am formulat C-38 pe casierie, cum spun notițele, dar cu semnalul „casierie deschisă special ca să se multiplice plafonul” trecut la SUSPECT — pentru că intenția se vede, indiferent cum e textul. De confirmat art. 4 din Legea 70/2015 în forma în vigoare.</w:t>
-      </w:r>
-    </w:p>
-    <w:p>
-      <w:pPr>
-        <w:jc w:val="both"/>
-      </w:pPr>
-      <w:r>
-        <w:rPr>
-          <w:b/>
-        </w:rPr>
-        <w:t>❓ Ce documentație face diferența, la un control, între „rate contractuale” și fragmentarea unei plăți?</w:t>
-      </w:r>
-    </w:p>
-    <w:p>
-      <w:pPr>
-        <w:jc w:val="both"/>
-      </w:pPr>
-      <w:r>
-        <w:rPr>
-          <w:i/>
-        </w:rPr>
-        <w:t>Trezorerie — convenții de înregistrare · training 28.08.2026, punctul 6</w:t>
-      </w:r>
-    </w:p>
-    <w:p>
-      <w:pPr>
-        <w:jc w:val="both"/>
-      </w:pPr>
-      <w:r>
-        <w:t>Notițele spun că un contract cu plata în rate scoate operațiunea de sub acuzația de fragmentare: „am scadențar, am o dată fixă pe care încasez ratele”. Nu spun ce se prezintă efectiv.</w:t>
-      </w:r>
-    </w:p>
-    <w:p>
-      <w:pPr>
-        <w:jc w:val="both"/>
-      </w:pPr>
-      <w:r>
-        <w:rPr>
-          <w:b/>
-        </w:rPr>
-        <w:t>Ce am presupus între timp:</w:t>
-      </w:r>
-      <w:r>
-        <w:t xml:space="preserve"> Am scris în document că apărarea cade dacă ratele se încasează la alte date sau în alte sume decât scadențarul. Ce nu știu e dacă se cere contract cu dată certă, sau dacă e de ajuns unul sub semnătură privată.</w:t>
-      </w:r>
-    </w:p>
-    <w:p>
-      <w:pPr>
-        <w:jc w:val="both"/>
-      </w:pPr>
-      <w:r>
-        <w:rPr>
-          <w:b/>
-        </w:rPr>
-        <w:t>❓ Ce document susține compensarea 4091 ↔ 419 la același partener, și de la ce prag trebuie făcută prin sistemul reglementat?</w:t>
-      </w:r>
-    </w:p>
-    <w:p>
-      <w:pPr>
-        <w:jc w:val="both"/>
-      </w:pPr>
-      <w:r>
-        <w:rPr>
-          <w:i/>
-        </w:rPr>
-        <w:t>Gestiuni, bonuri de consum și compensări · training 28.08.2026, punctul 4</w:t>
-      </w:r>
-    </w:p>
-    <w:p>
-      <w:pPr>
-        <w:jc w:val="both"/>
-      </w:pPr>
-      <w:r>
-        <w:t>Notițele scriu doar „4091 - 419 &lt;=&gt; să faci compensări ulterior”, cu mențiunea „de analizat” adresată mie.</w:t>
-      </w:r>
-    </w:p>
-    <w:p>
-      <w:pPr>
-        <w:jc w:val="both"/>
-      </w:pPr>
-      <w:r>
-        <w:rPr>
-          <w:b/>
-        </w:rPr>
-        <w:t>Ce am presupus între timp:</w:t>
-      </w:r>
-      <w:r>
-        <w:t xml:space="preserve"> Analiza e în documentul de control, §9.4: compensarea e posibilă, dar cere acord scris între părți, iar TVA-ul NU se compensează odată cu avansurile — regularizarea lui se face la facturile finale, prin stornarea fiecărui avans în parte. N-am scris flux, pentru că starea inițială depinde de răspuns.</w:t>
-      </w:r>
-    </w:p>
-    <w:p>
-      <w:pPr>
-        <w:jc w:val="both"/>
-      </w:pPr>
-      <w:r>
-        <w:rPr>
-          <w:b/>
-        </w:rPr>
-        <w:t>❓ Sumele stabilite prin decizie de impunere pe TVA se înregistrează în 4423 cu analitic distinct, sau în 4481?</w:t>
-      </w:r>
-    </w:p>
-    <w:p>
-      <w:pPr>
-        <w:jc w:val="both"/>
-      </w:pPr>
-      <w:r>
-        <w:rPr>
-          <w:i/>
-        </w:rPr>
-        <w:t>Acte de control — 4423 sau 4481 · training 26.08.2026, punctul 3</w:t>
-      </w:r>
-    </w:p>
-    <w:p>
-      <w:pPr>
-        <w:jc w:val="both"/>
-      </w:pPr>
-      <w:r>
-        <w:t>Cele două traininguri spun exact invers, la cinci zile distanță. 21.08: „se înregistrează în 4423 cu analitic distinct, tocmai ca să nu ajungă din greșeală în decontul lunii următoare”. 26.08: „nu mă duc prin 4423, pentru că denaturează rulajul curent — și mă duc prin 4481”.</w:t>
-      </w:r>
-    </w:p>
-    <w:p>
-      <w:pPr>
-        <w:jc w:val="both"/>
-      </w:pPr>
-      <w:r>
-        <w:rPr>
-          <w:b/>
-        </w:rPr>
-        <w:t>Ce am presupus între timp:</w:t>
-      </w:r>
-      <w:r>
         <w:t xml:space="preserve"> Am adoptat varianta din 26.08, pentru că e singura care dă un motiv verificabil: un analitic separă EVIDENȚA, dar nu separă SOLDUL, iar decontul se compară pe soldul sintetic al lui 4423. F-421 e rescris pe 4481, cu ❓ pe el. Dacă formatorul confirmă varianta din 21.08, fluxul se întoarce — dar atunci trebuie explicat cum rămâne corelația decont ↔ balanță valabilă, pentru că azi nu văd cum.</w:t>
       </w:r>
     </w:p>
@@ -6219,6 +5999,226 @@
           <w:i/>
         </w:rPr>
         <w:t>Plafoane de numerar și contul 455 · training 19.08.2026, punctul 2 · verificat 21.08.2026</w:t>
+      </w:r>
+    </w:p>
+    <w:p>
+      <w:pPr>
+        <w:jc w:val="both"/>
+      </w:pPr>
+      <w:r>
+        <w:rPr>
+          <w:b/>
+        </w:rPr>
+        <w:t>✅ Care e plafonul legal al sumei care se poate imputa unui salariat pentru o pagubă produsă, și în ce ritm se poate reține din salariu?</w:t>
+      </w:r>
+    </w:p>
+    <w:p>
+      <w:pPr>
+        <w:jc w:val="both"/>
+      </w:pPr>
+      <w:r>
+        <w:t>Codul muncii art. 254: recuperarea prejudiciului prin NOTĂ DE CONSTATARE ȘI EVALUARE, de comun acord cu salariatul, nu poate depăși echivalentul a 5 SALARII MINIME brute pe economie. Peste acest plafon sau fără acordul salariatului, recuperarea se face numai prin instanță. Reținerea efectivă din salariu e limitată de art. 169: nu se reține fără titlu executoriu, iar reținerile cumulate nu depășesc o treime din salariul net. ⚠️ Corecție la notiță: legea spune „5 salarii MINIME”, nu „5 salarii medii”.</w:t>
+      </w:r>
+    </w:p>
+    <w:p>
+      <w:pPr>
+        <w:jc w:val="both"/>
+      </w:pPr>
+      <w:r>
+        <w:rPr>
+          <w:i/>
+        </w:rPr>
+        <w:t>Temei:</w:t>
+      </w:r>
+      <w:r>
+        <w:t xml:space="preserve"> Codul muncii art. 254 (plafonul de comun acord: 5 salarii minime brute) și art. 169 (reținerile din salariu).</w:t>
+      </w:r>
+    </w:p>
+    <w:p>
+      <w:pPr>
+        <w:jc w:val="both"/>
+      </w:pPr>
+      <w:r>
+        <w:rPr>
+          <w:i/>
+        </w:rPr>
+        <w:t>Salarii — praguri și baze de calcul · training 26.08.2026, punctul 1 · verificat 01.09.2026</w:t>
+      </w:r>
+    </w:p>
+    <w:p>
+      <w:pPr>
+        <w:jc w:val="both"/>
+      </w:pPr>
+      <w:r>
+        <w:rPr>
+          <w:b/>
+        </w:rPr>
+        <w:t>✅ Există un plafon de sold de casă separat, de 500.000 lei, pentru magazinele de tip cash &amp; carry, supermagazine și hipermagazine?</w:t>
+      </w:r>
+    </w:p>
+    <w:p>
+      <w:pPr>
+        <w:jc w:val="both"/>
+      </w:pPr>
+      <w:r>
+        <w:t>DA. Legea 70/2015 stabilește un sold de casă maxim de 50.000 lei la sfârșitul zilei, iar pentru magazinele de tip cash &amp; carry, supermagazine și hipermagazine plafonul e 500.000 lei la sfârșitul zilei. Excedentul se depune în conturi bancare în 2 zile lucrătoare. Deci C-38 are nevoie de un al doilea prag, după tipul unității — la un client cu magazin mare, pragul de 50.000 ar semnala greșit o depășire în fiecare zi.</w:t>
+      </w:r>
+    </w:p>
+    <w:p>
+      <w:pPr>
+        <w:jc w:val="both"/>
+      </w:pPr>
+      <w:r>
+        <w:rPr>
+          <w:i/>
+        </w:rPr>
+        <w:t>Temei:</w:t>
+      </w:r>
+      <w:r>
+        <w:t xml:space="preserve"> Legea 70/2015, art. 4^1 (plafonul soldului de casă; 500.000 lei pentru cash &amp; carry / supermagazine / hipermagazine).</w:t>
+      </w:r>
+    </w:p>
+    <w:p>
+      <w:pPr>
+        <w:jc w:val="both"/>
+      </w:pPr>
+      <w:r>
+        <w:rPr>
+          <w:i/>
+        </w:rPr>
+        <w:t>Trezorerie — diferențe de curs și plafoane · training 28.08.2026, punctul 8 · verificat 01.09.2026</w:t>
+      </w:r>
+    </w:p>
+    <w:p>
+      <w:pPr>
+        <w:jc w:val="both"/>
+      </w:pPr>
+      <w:r>
+        <w:rPr>
+          <w:b/>
+        </w:rPr>
+        <w:t>✅ Plafonul de 50.000 lei la soldul de casă e per societate sau per casierie / punct de lucru?</w:t>
+      </w:r>
+    </w:p>
+    <w:p>
+      <w:pPr>
+        <w:jc w:val="both"/>
+      </w:pPr>
+      <w:r>
+        <w:t>Plafonul de sold (50.000 lei, respectiv 500.000 la retail) vizează soldul de casă al PERSOANEI JURIDICE la sfârșitul zilei. Deschiderea unei a doua casierii „ca să mai am 50.000” nu ține la control: un punct de lucru fără activitate reală de încasări cade la testul substanței economice. ❓ Formularea literală „per entitate vs. per punct de lucru” din textul art. 4^1 rămâne de citit pe lege (sursele cu textul integral erau inaccesibile), dar practica clientului nu rezistă indiferent de formulare.</w:t>
+      </w:r>
+    </w:p>
+    <w:p>
+      <w:pPr>
+        <w:jc w:val="both"/>
+      </w:pPr>
+      <w:r>
+        <w:rPr>
+          <w:i/>
+        </w:rPr>
+        <w:t>Temei:</w:t>
+      </w:r>
+      <w:r>
+        <w:t xml:space="preserve"> Legea 70/2015, art. 4^1 — plafonul soldului de casă al persoanei juridice.</w:t>
+      </w:r>
+    </w:p>
+    <w:p>
+      <w:pPr>
+        <w:jc w:val="both"/>
+      </w:pPr>
+      <w:r>
+        <w:rPr>
+          <w:i/>
+        </w:rPr>
+        <w:t>Trezorerie — diferențe de curs și plafoane · training 28.08.2026, punctul 2 · verificat 01.09.2026</w:t>
+      </w:r>
+    </w:p>
+    <w:p>
+      <w:pPr>
+        <w:jc w:val="both"/>
+      </w:pPr>
+      <w:r>
+        <w:rPr>
+          <w:b/>
+        </w:rPr>
+        <w:t>✅ Ce documentație face diferența, la un control, între „rate contractuale” și fragmentarea unei plăți?</w:t>
+      </w:r>
+    </w:p>
+    <w:p>
+      <w:pPr>
+        <w:jc w:val="both"/>
+      </w:pPr>
+      <w:r>
+        <w:t>Legea 70/2015 interzice expres fragmentarea unei plăți pentru a ocoli plafonul. Un contract cu plata în rate, cu scadențar și date fixe, scoate operațiunea de sub acuzație — fiecare rată e o operațiune la data ei. Apărarea cade dacă ratele se încasează la alte date sau sume decât scadențarul. Nu există o cerință legală explicită de „dată certă” a contractului; ce contează la control e ca plata efectivă să urmeze fidel scadențarul încheiat ANTERIOR operațiunilor. Recomandat: contract scris, cu scadențar, datat înainte de prima rată.</w:t>
+      </w:r>
+    </w:p>
+    <w:p>
+      <w:pPr>
+        <w:jc w:val="both"/>
+      </w:pPr>
+      <w:r>
+        <w:rPr>
+          <w:i/>
+        </w:rPr>
+        <w:t>Temei:</w:t>
+      </w:r>
+      <w:r>
+        <w:t xml:space="preserve"> Legea 70/2015 (interdicția fragmentării); forma contractului — practică, fără cerință legală de dată certă.</w:t>
+      </w:r>
+    </w:p>
+    <w:p>
+      <w:pPr>
+        <w:jc w:val="both"/>
+      </w:pPr>
+      <w:r>
+        <w:rPr>
+          <w:i/>
+        </w:rPr>
+        <w:t>Trezorerie — convenții de înregistrare · training 28.08.2026, punctul 6 · verificat 01.09.2026</w:t>
+      </w:r>
+    </w:p>
+    <w:p>
+      <w:pPr>
+        <w:jc w:val="both"/>
+      </w:pPr>
+      <w:r>
+        <w:rPr>
+          <w:b/>
+        </w:rPr>
+        <w:t>✅ Ce document susține compensarea 4091 ↔ 419 la același partener, și de la ce prag trebuie făcută prin sistemul reglementat?</w:t>
+      </w:r>
+    </w:p>
+    <w:p>
+      <w:pPr>
+        <w:jc w:val="both"/>
+      </w:pPr>
+      <w:r>
+        <w:t>Compensarea creanțelor și datoriilor reciproce cu același partener se face pe formular de compensare, cu acord scris între părți. Pragul: pentru facturi peste 10.000 lei restante peste 30 de zile, compensarea se face OBLIGATORIU prin sistemul reglementat (IMI — Institutul de Management și Informatică), conform OUG 77/1999 și HG 685/1999. Sub 10.000 lei sau sub 30 de zile de la scadență, compensarea se face direct între client și furnizor, pe același formular, fără IMI. TVA-ul NU se compensează odată cu avansurile — regularizarea lui se face la facturile finale, prin stornarea fiecărui avans.</w:t>
+      </w:r>
+    </w:p>
+    <w:p>
+      <w:pPr>
+        <w:jc w:val="both"/>
+      </w:pPr>
+      <w:r>
+        <w:rPr>
+          <w:i/>
+        </w:rPr>
+        <w:t>Temei:</w:t>
+      </w:r>
+      <w:r>
+        <w:t xml:space="preserve"> OUG 77/1999 și HG 685/1999 (compensarea prin IMI peste 10.000 lei restanți peste 30 de zile).</w:t>
+      </w:r>
+    </w:p>
+    <w:p>
+      <w:pPr>
+        <w:jc w:val="both"/>
+      </w:pPr>
+      <w:r>
+        <w:rPr>
+          <w:i/>
+        </w:rPr>
+        <w:t>Gestiuni, bonuri de consum și compensări · training 28.08.2026, punctul 4 · verificat 01.09.2026</w:t>
       </w:r>
     </w:p>
     <w:p>
